--- a/CANONICAL - Chris Tallent Resume - Principal Engineer.docx
+++ b/CANONICAL - Chris Tallent Resume - Principal Engineer.docx
@@ -91,7 +91,7 @@
         <w:spacing w:before="280"/>
         <w:rPr>
           <w:rFonts w:ascii="Calibri" w:hAnsi="Calibri" w:cs="Calibri"/>
-          <w:color w:val="365F91" w:themeColor="accent1" w:themeShade="BF"/>
+          <w:color w:val="4F81BD" w:themeColor="accent1"/>
           <w:sz w:val="21"/>
           <w:szCs w:val="21"/>
         </w:rPr>
@@ -99,7 +99,7 @@
       <w:r>
         <w:rPr>
           <w:rFonts w:ascii="Calibri" w:hAnsi="Calibri" w:cs="Calibri"/>
-          <w:color w:val="365F91" w:themeColor="accent1" w:themeShade="BF"/>
+          <w:color w:val="4F81BD" w:themeColor="accent1"/>
           <w:sz w:val="21"/>
           <w:szCs w:val="21"/>
         </w:rPr>
@@ -120,7 +120,7 @@
           <w:sz w:val="21"/>
           <w:szCs w:val="21"/>
         </w:rPr>
-        <w:t xml:space="preserve">Principal-level engineer and </w:t>
+        <w:t xml:space="preserve">Principal-level engineer and hands-on CTO with 20+ years designing distributed, cloud-native, and AI-integrated platforms. Deep experience building APIs, developer tooling, document workflows, and production systems on AWS using Java, Python, and TypeScript. Skilled in building secure, observable systems that connect business workflows with production-scale reliability.</w:t>
       </w:r>
       <w:r>
         <w:rPr>
@@ -128,7 +128,7 @@
           <w:sz w:val="21"/>
           <w:szCs w:val="21"/>
         </w:rPr>
-        <w:t>hands-on CTO</w:t>
+        <w:t/>
       </w:r>
       <w:r>
         <w:rPr>
@@ -136,7 +136,7 @@
           <w:sz w:val="21"/>
           <w:szCs w:val="21"/>
         </w:rPr>
-        <w:t xml:space="preserve"> with 20+ years designing and scaling distributed, cloud-native</w:t>
+        <w:t xml:space="preserve"/>
       </w:r>
       <w:r>
         <w:rPr>
@@ -144,7 +144,7 @@
           <w:sz w:val="21"/>
           <w:szCs w:val="21"/>
         </w:rPr>
-        <w:t>, and</w:t>
+        <w:t/>
       </w:r>
       <w:r>
         <w:rPr>
@@ -152,7 +152,7 @@
           <w:sz w:val="21"/>
           <w:szCs w:val="21"/>
         </w:rPr>
-        <w:t xml:space="preserve"> AI-integrated </w:t>
+        <w:t xml:space="preserve"/>
       </w:r>
       <w:r>
         <w:rPr>
@@ -160,7 +160,7 @@
           <w:sz w:val="21"/>
           <w:szCs w:val="21"/>
         </w:rPr>
-        <w:t>platforms</w:t>
+        <w:t/>
       </w:r>
       <w:r>
         <w:rPr>
@@ -168,7 +168,7 @@
           <w:sz w:val="21"/>
           <w:szCs w:val="21"/>
         </w:rPr>
-        <w:t xml:space="preserve">. Expert in AWS architecture, full-stack development, and system modernization with deep hands-on experience in Java, Python, and TypeScript. Skilled in building performant, secure, and observable systems </w:t>
+        <w:t xml:space="preserve"/>
       </w:r>
       <w:r>
         <w:rPr>
@@ -176,7 +176,7 @@
           <w:sz w:val="21"/>
           <w:szCs w:val="21"/>
         </w:rPr>
-        <w:t xml:space="preserve">adaptable to compute-intensive and GPU-accelerated workloads </w:t>
+        <w:t xml:space="preserve"/>
       </w:r>
       <w:r>
         <w:rPr>
@@ -184,7 +184,7 @@
           <w:sz w:val="21"/>
           <w:szCs w:val="21"/>
         </w:rPr>
-        <w:t xml:space="preserve">that bridge business requirements </w:t>
+        <w:t xml:space="preserve"/>
       </w:r>
       <w:r>
         <w:rPr>
@@ -192,7 +192,7 @@
           <w:sz w:val="21"/>
           <w:szCs w:val="21"/>
         </w:rPr>
-        <w:t>with</w:t>
+        <w:t/>
       </w:r>
       <w:r>
         <w:rPr>
@@ -200,7 +200,7 @@
           <w:sz w:val="21"/>
           <w:szCs w:val="21"/>
         </w:rPr>
-        <w:t xml:space="preserve"> production-scale reliability.</w:t>
+        <w:t xml:space="preserve"/>
       </w:r>
     </w:p>
     <w:p>
@@ -209,7 +209,7 @@
         <w:spacing w:before="280"/>
         <w:rPr>
           <w:rFonts w:ascii="Calibri" w:hAnsi="Calibri" w:cs="Calibri"/>
-          <w:color w:val="365F91" w:themeColor="accent1" w:themeShade="BF"/>
+          <w:color w:val="4F81BD" w:themeColor="accent1"/>
           <w:sz w:val="21"/>
           <w:szCs w:val="21"/>
         </w:rPr>
@@ -217,7 +217,7 @@
       <w:r>
         <w:rPr>
           <w:rFonts w:ascii="Calibri" w:hAnsi="Calibri" w:cs="Calibri"/>
-          <w:color w:val="365F91" w:themeColor="accent1" w:themeShade="BF"/>
+          <w:color w:val="4F81BD" w:themeColor="accent1"/>
           <w:sz w:val="21"/>
           <w:szCs w:val="21"/>
         </w:rPr>
@@ -428,7 +428,7 @@
         <w:spacing w:before="280"/>
         <w:rPr>
           <w:rFonts w:ascii="Calibri" w:hAnsi="Calibri" w:cs="Calibri"/>
-          <w:color w:val="365F91" w:themeColor="accent1" w:themeShade="BF"/>
+          <w:color w:val="4F81BD" w:themeColor="accent1"/>
           <w:sz w:val="21"/>
           <w:szCs w:val="21"/>
         </w:rPr>
@@ -436,7 +436,7 @@
       <w:r>
         <w:rPr>
           <w:rFonts w:ascii="Calibri" w:hAnsi="Calibri" w:cs="Calibri"/>
-          <w:color w:val="365F91" w:themeColor="accent1" w:themeShade="BF"/>
+          <w:color w:val="4F81BD" w:themeColor="accent1"/>
           <w:sz w:val="21"/>
           <w:szCs w:val="21"/>
         </w:rPr>
@@ -448,7 +448,7 @@
         <w:pStyle w:val="Heading3"/>
         <w:rPr>
           <w:rFonts w:ascii="Calibri" w:hAnsi="Calibri" w:cs="Calibri"/>
-          <w:color w:val="365F91" w:themeColor="accent1" w:themeShade="BF"/>
+          <w:color w:val="4F81BD" w:themeColor="accent1"/>
           <w:sz w:val="21"/>
           <w:szCs w:val="21"/>
         </w:rPr>
@@ -456,11 +456,11 @@
       <w:r>
         <w:rPr>
           <w:rFonts w:ascii="Calibri" w:hAnsi="Calibri" w:cs="Calibri"/>
-          <w:color w:val="365F91" w:themeColor="accent1" w:themeShade="BF"/>
-          <w:sz w:val="21"/>
-          <w:szCs w:val="21"/>
-        </w:rPr>
-        <w:t>Chief Technology Officer &amp; Principal Engineer | Pitchstone Technology LLC</w:t>
+          <w:color w:val="4F81BD" w:themeColor="accent1"/>
+          <w:sz w:val="21"/>
+          <w:szCs w:val="21"/>
+        </w:rPr>
+        <w:t>Chief Technology Officer &amp; Lead Architect | Pitchstone Technology LLC</w:t>
       </w:r>
     </w:p>
     <w:p>
@@ -496,7 +496,7 @@
           <w:sz w:val="21"/>
           <w:szCs w:val="21"/>
         </w:rPr>
-        <w:t>Architected and implemented an AI-enabled real-estate management platform supporting a Fortune 100 wireless retailer's store-development workflow across roughly 15,000 locations, owning system design, data model, and AWS deployments (ECS, Lambda, Bedrock, Textract), and exposing scalable APIs for document parsing, knowledge-base workflows, and configuration-driven client variations.</w:t>
+        <w:t>Architected an AI-enabled real-estate platform on AWS for Fortune 100 retail workflows across roughly 15,000 locations, owning data model, APIs, Bedrock/Textract workflows, and configuration-driven client variation.</w:t>
       </w:r>
     </w:p>
     <w:p>
@@ -620,39 +620,7 @@
           <w:sz w:val="21"/>
           <w:szCs w:val="21"/>
         </w:rPr>
-        <w:t xml:space="preserve">Collaborated with product </w:t>
-      </w:r>
-      <w:r>
-        <w:rPr>
-          <w:rFonts w:ascii="Calibri" w:hAnsi="Calibri" w:cs="Calibri"/>
-          <w:sz w:val="21"/>
-          <w:szCs w:val="21"/>
-        </w:rPr>
-        <w:t>team</w:t>
-      </w:r>
-      <w:r>
-        <w:rPr>
-          <w:rFonts w:ascii="Calibri" w:hAnsi="Calibri" w:cs="Calibri"/>
-          <w:sz w:val="21"/>
-          <w:szCs w:val="21"/>
-        </w:rPr>
-        <w:t>s</w:t>
-      </w:r>
-      <w:r>
-        <w:rPr>
-          <w:rFonts w:ascii="Calibri" w:hAnsi="Calibri" w:cs="Calibri"/>
-          <w:sz w:val="21"/>
-          <w:szCs w:val="21"/>
-        </w:rPr>
-        <w:t xml:space="preserve"> on feature definition and prioritization</w:t>
-      </w:r>
-      <w:r>
-        <w:rPr>
-          <w:rFonts w:ascii="Calibri" w:hAnsi="Calibri" w:cs="Calibri"/>
-          <w:sz w:val="21"/>
-          <w:szCs w:val="21"/>
-        </w:rPr>
-        <w:t>, and UX/UI teams on design applicability.</w:t>
+        <w:t xml:space="preserve">Partnered with product, UX, cybersecurity, and management stakeholders on roadmap priorities, API design, technical risk, and delivery sequencing.</w:t>
       </w:r>
     </w:p>
     <w:p>
@@ -670,7 +638,7 @@
           <w:sz w:val="21"/>
           <w:szCs w:val="21"/>
         </w:rPr>
-        <w:t>Led ISO 27001 security compliance, penetration testing, and monitoring, remediating all critical vulnerabilities.</w:t>
+        <w:t>Led ISO 27001 compliance, penetration testing, monitoring, and vulnerability remediation for secure SaaS operations.</w:t>
       </w:r>
     </w:p>
     <w:p>
@@ -678,7 +646,7 @@
         <w:pStyle w:val="Heading3"/>
         <w:rPr>
           <w:rFonts w:ascii="Calibri" w:hAnsi="Calibri" w:cs="Calibri"/>
-          <w:color w:val="365F91" w:themeColor="accent1" w:themeShade="BF"/>
+          <w:color w:val="4F81BD" w:themeColor="accent1"/>
           <w:sz w:val="21"/>
           <w:szCs w:val="21"/>
         </w:rPr>
@@ -686,7 +654,7 @@
       <w:r>
         <w:rPr>
           <w:rFonts w:ascii="Calibri" w:hAnsi="Calibri" w:cs="Calibri"/>
-          <w:color w:val="365F91" w:themeColor="accent1" w:themeShade="BF"/>
+          <w:color w:val="4F81BD" w:themeColor="accent1"/>
           <w:sz w:val="21"/>
           <w:szCs w:val="21"/>
         </w:rPr>
@@ -805,7 +773,7 @@
         <w:pStyle w:val="Heading3"/>
         <w:rPr>
           <w:rFonts w:ascii="Calibri" w:hAnsi="Calibri" w:cs="Calibri"/>
-          <w:color w:val="365F91" w:themeColor="accent1" w:themeShade="BF"/>
+          <w:color w:val="4F81BD" w:themeColor="accent1"/>
           <w:sz w:val="21"/>
           <w:szCs w:val="21"/>
         </w:rPr>
@@ -813,11 +781,11 @@
       <w:r>
         <w:rPr>
           <w:rFonts w:ascii="Calibri" w:hAnsi="Calibri" w:cs="Calibri"/>
-          <w:color w:val="365F91" w:themeColor="accent1" w:themeShade="BF"/>
-          <w:sz w:val="21"/>
-          <w:szCs w:val="21"/>
-        </w:rPr>
-        <w:t>Fractional CTO &amp; Principal Engineer | Proven Edge LLC</w:t>
+          <w:color w:val="4F81BD" w:themeColor="accent1"/>
+          <w:sz w:val="21"/>
+          <w:szCs w:val="21"/>
+        </w:rPr>
+        <w:t>Fractional CTO &amp; Lead Architect | Proven Edge LLC</w:t>
       </w:r>
     </w:p>
     <w:p>
@@ -1015,7 +983,7 @@
         <w:pStyle w:val="Heading3"/>
         <w:rPr>
           <w:rFonts w:ascii="Calibri" w:hAnsi="Calibri" w:cs="Calibri"/>
-          <w:color w:val="365F91" w:themeColor="accent1" w:themeShade="BF"/>
+          <w:color w:val="4F81BD" w:themeColor="accent1"/>
           <w:sz w:val="21"/>
           <w:szCs w:val="21"/>
         </w:rPr>
@@ -1023,7 +991,7 @@
       <w:r>
         <w:rPr>
           <w:rFonts w:ascii="Calibri" w:hAnsi="Calibri" w:cs="Calibri"/>
-          <w:color w:val="365F91" w:themeColor="accent1" w:themeShade="BF"/>
+          <w:color w:val="4F81BD" w:themeColor="accent1"/>
           <w:sz w:val="21"/>
           <w:szCs w:val="21"/>
         </w:rPr>
@@ -1032,7 +1000,7 @@
       <w:r>
         <w:rPr>
           <w:rFonts w:ascii="Calibri" w:hAnsi="Calibri" w:cs="Calibri"/>
-          <w:color w:val="365F91" w:themeColor="accent1" w:themeShade="BF"/>
+          <w:color w:val="4F81BD" w:themeColor="accent1"/>
           <w:sz w:val="21"/>
           <w:szCs w:val="21"/>
         </w:rPr>
@@ -1041,7 +1009,7 @@
       <w:r>
         <w:rPr>
           <w:rFonts w:ascii="Calibri" w:hAnsi="Calibri" w:cs="Calibri"/>
-          <w:color w:val="365F91" w:themeColor="accent1" w:themeShade="BF"/>
+          <w:color w:val="4F81BD" w:themeColor="accent1"/>
           <w:sz w:val="21"/>
           <w:szCs w:val="21"/>
         </w:rPr>
@@ -1051,7 +1019,7 @@
       <w:r>
         <w:rPr>
           <w:rFonts w:ascii="Calibri" w:hAnsi="Calibri" w:cs="Calibri"/>
-          <w:color w:val="365F91" w:themeColor="accent1" w:themeShade="BF"/>
+          <w:color w:val="4F81BD" w:themeColor="accent1"/>
           <w:sz w:val="21"/>
           <w:szCs w:val="21"/>
         </w:rPr>
@@ -1188,7 +1156,7 @@
         <w:pStyle w:val="Heading3"/>
         <w:rPr>
           <w:rFonts w:ascii="Calibri" w:hAnsi="Calibri" w:cs="Calibri"/>
-          <w:color w:val="365F91" w:themeColor="accent1" w:themeShade="BF"/>
+          <w:color w:val="4F81BD" w:themeColor="accent1"/>
           <w:sz w:val="21"/>
           <w:szCs w:val="21"/>
         </w:rPr>
@@ -1196,7 +1164,7 @@
       <w:r>
         <w:rPr>
           <w:rFonts w:ascii="Calibri" w:hAnsi="Calibri" w:cs="Calibri"/>
-          <w:color w:val="365F91" w:themeColor="accent1" w:themeShade="BF"/>
+          <w:color w:val="4F81BD" w:themeColor="accent1"/>
           <w:sz w:val="21"/>
           <w:szCs w:val="21"/>
         </w:rPr>
@@ -1205,7 +1173,7 @@
       <w:r>
         <w:rPr>
           <w:rFonts w:ascii="Calibri" w:hAnsi="Calibri" w:cs="Calibri"/>
-          <w:color w:val="365F91" w:themeColor="accent1" w:themeShade="BF"/>
+          <w:color w:val="4F81BD" w:themeColor="accent1"/>
           <w:sz w:val="21"/>
           <w:szCs w:val="21"/>
         </w:rPr>
@@ -1214,7 +1182,7 @@
       <w:r>
         <w:rPr>
           <w:rFonts w:ascii="Calibri" w:hAnsi="Calibri" w:cs="Calibri"/>
-          <w:color w:val="365F91" w:themeColor="accent1" w:themeShade="BF"/>
+          <w:color w:val="4F81BD" w:themeColor="accent1"/>
           <w:sz w:val="21"/>
           <w:szCs w:val="21"/>
         </w:rPr>
@@ -1365,7 +1333,7 @@
         <w:spacing w:before="280"/>
         <w:rPr>
           <w:rFonts w:ascii="Calibri" w:hAnsi="Calibri" w:cs="Calibri"/>
-          <w:color w:val="365F91" w:themeColor="accent1" w:themeShade="BF"/>
+          <w:color w:val="4F81BD" w:themeColor="accent1"/>
           <w:sz w:val="21"/>
           <w:szCs w:val="21"/>
         </w:rPr>
@@ -1373,7 +1341,7 @@
       <w:r>
         <w:rPr>
           <w:rFonts w:ascii="Calibri" w:hAnsi="Calibri" w:cs="Calibri"/>
-          <w:color w:val="365F91" w:themeColor="accent1" w:themeShade="BF"/>
+          <w:color w:val="4F81BD" w:themeColor="accent1"/>
           <w:sz w:val="21"/>
           <w:szCs w:val="21"/>
         </w:rPr>
@@ -1458,7 +1426,7 @@
         <w:spacing w:before="280"/>
         <w:rPr>
           <w:rFonts w:ascii="Calibri" w:hAnsi="Calibri" w:cs="Calibri"/>
-          <w:color w:val="365F91" w:themeColor="accent1" w:themeShade="BF"/>
+          <w:color w:val="4F81BD" w:themeColor="accent1"/>
           <w:sz w:val="21"/>
           <w:szCs w:val="21"/>
         </w:rPr>
@@ -1466,7 +1434,7 @@
       <w:r>
         <w:rPr>
           <w:rFonts w:ascii="Calibri" w:hAnsi="Calibri" w:cs="Calibri"/>
-          <w:color w:val="365F91" w:themeColor="accent1" w:themeShade="BF"/>
+          <w:color w:val="4F81BD" w:themeColor="accent1"/>
           <w:sz w:val="21"/>
           <w:szCs w:val="21"/>
         </w:rPr>
@@ -1704,11 +1672,11 @@
 </file>
 
 <file path=word/styles.xml><?xml version="1.0" encoding="utf-8"?>
-<w:styles xmlns:mc="http://schemas.openxmlformats.org/markup-compatibility/2006" xmlns:r="http://schemas.openxmlformats.org/officeDocument/2006/relationships" xmlns:w="http://schemas.openxmlformats.org/wordprocessingml/2006/main" xmlns:w14="http://schemas.microsoft.com/office/word/2010/wordml" xmlns:w15="http://schemas.microsoft.com/office/word/2012/wordml" xmlns:w16cex="http://schemas.microsoft.com/office/word/2018/wordml/cex" xmlns:w16cid="http://schemas.microsoft.com/office/word/2016/wordml/cid" xmlns:w16="http://schemas.microsoft.com/office/word/2018/wordml" xmlns:w16du="http://schemas.microsoft.com/office/word/2023/wordml/word16du" xmlns:w16sdtdh="http://schemas.microsoft.com/office/word/2020/wordml/sdtdatahash" xmlns:w16sdtfl="http://schemas.microsoft.com/office/word/2024/wordml/sdtformatlock" xmlns:w16se="http://schemas.microsoft.com/office/word/2015/wordml/symex" mc:Ignorable="w14 w15 w16se w16cid w16 w16cex w16sdtdh w16sdtfl w16du">
+<w:styles xmlns:mc="http://schemas.openxmlformats.org/markup-compatibility/2006" xmlns:w="http://schemas.openxmlformats.org/wordprocessingml/2006/main" xmlns:w14="http://schemas.microsoft.com/office/word/2010/wordml" xmlns:w15="http://schemas.microsoft.com/office/word/2012/wordml" xmlns:w16se="http://schemas.microsoft.com/office/word/2015/wordml/symex" xmlns:w16cid="http://schemas.microsoft.com/office/word/2016/wordml/cid" xmlns:w16="http://schemas.microsoft.com/office/word/2018/wordml" xmlns:w16cex="http://schemas.microsoft.com/office/word/2018/wordml/cex" xmlns:w16sdtdh="http://schemas.microsoft.com/office/word/2020/wordml/sdtdatahash" xmlns:w16sdtfl="http://schemas.microsoft.com/office/word/2024/wordml/sdtformatlock" xmlns:w16du="http://schemas.microsoft.com/office/word/2023/wordml/word16du" mc:Ignorable="w14 w15 w16se w16cid w16 w16cex w16sdtdh w16sdtfl w16du">
   <w:docDefaults>
     <w:rPrDefault>
       <w:rPr>
-        <w:rFonts w:asciiTheme="minorHAnsi" w:eastAsiaTheme="minorEastAsia" w:hAnsiTheme="minorHAnsi" w:cstheme="minorBidi"/>
+        <w:rFonts w:eastAsiaTheme="minorEastAsia" w:ascii="Calibri" w:hAnsi="Calibri" w:cs="Calibri"/>
         <w:sz w:val="22"/>
         <w:szCs w:val="22"/>
         <w:lang w:val="en-US" w:eastAsia="en-US" w:bidi="ar-SA"/>
@@ -2093,6 +2061,9 @@
     <w:name w:val="Normal"/>
     <w:qFormat/>
     <w:rsid w:val="00FC693F"/>
+    <w:rPr>
+      <w:rFonts w:ascii="Calibri" w:hAnsi="Calibri" w:cs="Calibri"/>
+    </w:rPr>
   </w:style>
   <w:style w:type="paragraph" w:styleId="Heading1">
     <w:name w:val="heading 1"/>
@@ -2112,7 +2083,7 @@
       <w:rFonts w:asciiTheme="majorHAnsi" w:eastAsiaTheme="majorEastAsia" w:hAnsiTheme="majorHAnsi" w:cstheme="majorBidi"/>
       <w:b/>
       <w:bCs/>
-      <w:color w:val="365F91" w:themeColor="accent1" w:themeShade="BF"/>
+      <w:color w:val="4F81BD" w:themeColor="accent1"/>
       <w:sz w:val="28"/>
       <w:szCs w:val="28"/>
     </w:rPr>
@@ -2308,6 +2279,9 @@
     <w:uiPriority w:val="1"/>
     <w:semiHidden/>
     <w:unhideWhenUsed/>
+    <w:rPr>
+      <w:rFonts w:ascii="Calibri" w:hAnsi="Calibri" w:cs="Calibri"/>
+    </w:rPr>
   </w:style>
   <w:style w:type="table" w:default="1" w:styleId="TableNormal">
     <w:name w:val="Normal Table"/>
@@ -2393,7 +2367,7 @@
       <w:rFonts w:asciiTheme="majorHAnsi" w:eastAsiaTheme="majorEastAsia" w:hAnsiTheme="majorHAnsi" w:cstheme="majorBidi"/>
       <w:b/>
       <w:bCs/>
-      <w:color w:val="365F91" w:themeColor="accent1" w:themeShade="BF"/>
+      <w:color w:val="4F81BD" w:themeColor="accent1"/>
       <w:sz w:val="28"/>
       <w:szCs w:val="28"/>
     </w:rPr>
@@ -2443,7 +2417,7 @@
     </w:pPr>
     <w:rPr>
       <w:rFonts w:asciiTheme="majorHAnsi" w:eastAsiaTheme="majorEastAsia" w:hAnsiTheme="majorHAnsi" w:cstheme="majorBidi"/>
-      <w:color w:val="17365D" w:themeColor="text2" w:themeShade="BF"/>
+      <w:color w:val="4F81BD" w:themeColor="accent1"/>
       <w:spacing w:val="5"/>
       <w:kern w:val="28"/>
       <w:sz w:val="52"/>
@@ -2458,7 +2432,7 @@
     <w:rsid w:val="00FC693F"/>
     <w:rPr>
       <w:rFonts w:asciiTheme="majorHAnsi" w:eastAsiaTheme="majorEastAsia" w:hAnsiTheme="majorHAnsi" w:cstheme="majorBidi"/>
-      <w:color w:val="17365D" w:themeColor="text2" w:themeShade="BF"/>
+      <w:color w:val="4F81BD" w:themeColor="accent1"/>
       <w:spacing w:val="5"/>
       <w:kern w:val="28"/>
       <w:sz w:val="52"/>
@@ -3153,7 +3127,7 @@
       <w:spacing w:after="0" w:line="240" w:lineRule="auto"/>
     </w:pPr>
     <w:rPr>
-      <w:color w:val="365F91" w:themeColor="accent1" w:themeShade="BF"/>
+      <w:color w:val="4F81BD" w:themeColor="accent1"/>
     </w:rPr>
     <w:tblPr>
       <w:tblStyleRowBandSize w:val="1"/>
@@ -13164,7 +13138,7 @@
         <a:font script="Geor" typeface="Sylfaen"/>
       </a:majorFont>
       <a:minorFont>
-        <a:latin typeface="Cambria"/>
+        <a:latin typeface="Calibri"/>
         <a:ea typeface=""/>
         <a:cs typeface=""/>
         <a:font script="Jpan" typeface="ＭＳ 明朝"/>

--- a/CANONICAL - Chris Tallent Resume - Principal Engineer.docx
+++ b/CANONICAL - Chris Tallent Resume - Principal Engineer.docx
@@ -9,11 +9,13 @@
         <w:jc w:val="center"/>
         <w:rPr>
           <w:rFonts w:ascii="Calibri" w:hAnsi="Calibri" w:cs="Calibri"/>
+          <w:color w:val="365F91" w:themeColor="accent1" w:themeShade="BF"/>
         </w:rPr>
       </w:pPr>
       <w:r>
         <w:rPr>
           <w:rFonts w:ascii="Calibri" w:hAnsi="Calibri" w:cs="Calibri"/>
+          <w:color w:val="365F91" w:themeColor="accent1" w:themeShade="BF"/>
         </w:rPr>
         <w:t>CHRIS TALLENT</w:t>
       </w:r>
@@ -23,7 +25,6 @@
         <w:spacing w:before="40" w:after="40"/>
         <w:jc w:val="center"/>
         <w:rPr>
-          <w:rFonts w:ascii="Calibri" w:hAnsi="Calibri" w:cs="Calibri"/>
           <w:i/>
           <w:iCs/>
           <w:sz w:val="21"/>
@@ -32,7 +33,6 @@
       </w:pPr>
       <w:r>
         <w:rPr>
-          <w:rFonts w:ascii="Calibri" w:hAnsi="Calibri" w:cs="Calibri"/>
           <w:i/>
           <w:iCs/>
           <w:sz w:val="21"/>
@@ -46,14 +46,12 @@
         <w:spacing w:before="40" w:after="40"/>
         <w:jc w:val="center"/>
         <w:rPr>
-          <w:rFonts w:ascii="Calibri" w:hAnsi="Calibri" w:cs="Calibri"/>
           <w:sz w:val="21"/>
           <w:szCs w:val="21"/>
         </w:rPr>
       </w:pPr>
       <w:r>
         <w:rPr>
-          <w:rFonts w:ascii="Calibri" w:hAnsi="Calibri" w:cs="Calibri"/>
           <w:sz w:val="21"/>
           <w:szCs w:val="21"/>
         </w:rPr>
@@ -63,14 +61,12 @@
     <w:p>
       <w:pPr>
         <w:rPr>
-          <w:rFonts w:ascii="Calibri" w:hAnsi="Calibri" w:cs="Calibri"/>
           <w:sz w:val="21"/>
           <w:szCs w:val="21"/>
         </w:rPr>
       </w:pPr>
       <w:r>
         <w:rPr>
-          <w:rFonts w:ascii="Calibri" w:hAnsi="Calibri" w:cs="Calibri"/>
           <w:sz w:val="21"/>
           <w:szCs w:val="21"/>
         </w:rPr>
@@ -78,7 +74,6 @@
       </w:r>
       <w:r>
         <w:rPr>
-          <w:rFonts w:ascii="Calibri" w:hAnsi="Calibri" w:cs="Calibri"/>
           <w:sz w:val="21"/>
           <w:szCs w:val="21"/>
         </w:rPr>
@@ -91,17 +86,17 @@
         <w:spacing w:before="280"/>
         <w:rPr>
           <w:rFonts w:ascii="Calibri" w:hAnsi="Calibri" w:cs="Calibri"/>
-          <w:color w:val="4F81BD" w:themeColor="accent1"/>
-          <w:sz w:val="21"/>
-          <w:szCs w:val="21"/>
+          <w:color w:val="365F91" w:themeColor="accent1" w:themeShade="BF"/>
+          <w:sz w:val="24"/>
+          <w:szCs w:val="24"/>
         </w:rPr>
       </w:pPr>
       <w:r>
         <w:rPr>
           <w:rFonts w:ascii="Calibri" w:hAnsi="Calibri" w:cs="Calibri"/>
-          <w:color w:val="4F81BD" w:themeColor="accent1"/>
-          <w:sz w:val="21"/>
-          <w:szCs w:val="21"/>
+          <w:color w:val="365F91" w:themeColor="accent1" w:themeShade="BF"/>
+          <w:sz w:val="24"/>
+          <w:szCs w:val="24"/>
         </w:rPr>
         <w:t>PROFESSIONAL SUMMARY</w:t>
       </w:r>
@@ -109,98 +104,16 @@
     <w:p>
       <w:pPr>
         <w:rPr>
-          <w:rFonts w:ascii="Calibri" w:hAnsi="Calibri" w:cs="Calibri"/>
           <w:sz w:val="21"/>
           <w:szCs w:val="21"/>
         </w:rPr>
       </w:pPr>
       <w:r>
         <w:rPr>
-          <w:rFonts w:ascii="Calibri" w:hAnsi="Calibri" w:cs="Calibri"/>
-          <w:sz w:val="21"/>
-          <w:szCs w:val="21"/>
-        </w:rPr>
-        <w:t xml:space="preserve">Principal-level engineer and hands-on CTO with 20+ years designing distributed, cloud-native, and AI-integrated platforms. Deep experience building APIs, developer tooling, document workflows, and production systems on AWS using Java, Python, and TypeScript. Skilled in building secure, observable systems that connect business workflows with production-scale reliability.</w:t>
-      </w:r>
-      <w:r>
-        <w:rPr>
-          <w:rFonts w:ascii="Calibri" w:hAnsi="Calibri" w:cs="Calibri"/>
-          <w:sz w:val="21"/>
-          <w:szCs w:val="21"/>
-        </w:rPr>
-        <w:t/>
-      </w:r>
-      <w:r>
-        <w:rPr>
-          <w:rFonts w:ascii="Calibri" w:hAnsi="Calibri" w:cs="Calibri"/>
-          <w:sz w:val="21"/>
-          <w:szCs w:val="21"/>
-        </w:rPr>
-        <w:t xml:space="preserve"/>
-      </w:r>
-      <w:r>
-        <w:rPr>
-          <w:rFonts w:ascii="Calibri" w:hAnsi="Calibri" w:cs="Calibri"/>
-          <w:sz w:val="21"/>
-          <w:szCs w:val="21"/>
-        </w:rPr>
-        <w:t/>
-      </w:r>
-      <w:r>
-        <w:rPr>
-          <w:rFonts w:ascii="Calibri" w:hAnsi="Calibri" w:cs="Calibri"/>
-          <w:sz w:val="21"/>
-          <w:szCs w:val="21"/>
-        </w:rPr>
-        <w:t xml:space="preserve"/>
-      </w:r>
-      <w:r>
-        <w:rPr>
-          <w:rFonts w:ascii="Calibri" w:hAnsi="Calibri" w:cs="Calibri"/>
-          <w:sz w:val="21"/>
-          <w:szCs w:val="21"/>
-        </w:rPr>
-        <w:t/>
-      </w:r>
-      <w:r>
-        <w:rPr>
-          <w:rFonts w:ascii="Calibri" w:hAnsi="Calibri" w:cs="Calibri"/>
-          <w:sz w:val="21"/>
-          <w:szCs w:val="21"/>
-        </w:rPr>
-        <w:t xml:space="preserve"/>
-      </w:r>
-      <w:r>
-        <w:rPr>
-          <w:rFonts w:ascii="Calibri" w:hAnsi="Calibri" w:cs="Calibri"/>
-          <w:sz w:val="21"/>
-          <w:szCs w:val="21"/>
-        </w:rPr>
-        <w:t xml:space="preserve"/>
-      </w:r>
-      <w:r>
-        <w:rPr>
-          <w:rFonts w:ascii="Calibri" w:hAnsi="Calibri" w:cs="Calibri"/>
-          <w:sz w:val="21"/>
-          <w:szCs w:val="21"/>
-        </w:rPr>
-        <w:t xml:space="preserve"/>
-      </w:r>
-      <w:r>
-        <w:rPr>
-          <w:rFonts w:ascii="Calibri" w:hAnsi="Calibri" w:cs="Calibri"/>
-          <w:sz w:val="21"/>
-          <w:szCs w:val="21"/>
-        </w:rPr>
-        <w:t/>
-      </w:r>
-      <w:r>
-        <w:rPr>
-          <w:rFonts w:ascii="Calibri" w:hAnsi="Calibri" w:cs="Calibri"/>
-          <w:sz w:val="21"/>
-          <w:szCs w:val="21"/>
-        </w:rPr>
-        <w:t xml:space="preserve"/>
+          <w:sz w:val="21"/>
+          <w:szCs w:val="21"/>
+        </w:rPr>
+        <w:t>Principal-level engineer and hands-on CTO with 20+ years designing distributed, cloud-native, and AI-integrated platforms. Deep experience building APIs, developer tooling, document workflows, and production systems on AWS using Java, Python, and TypeScript. Skilled in building secure, observable systems that connect business workflows with production-scale reliability.</w:t>
       </w:r>
     </w:p>
     <w:p>
@@ -209,17 +122,17 @@
         <w:spacing w:before="280"/>
         <w:rPr>
           <w:rFonts w:ascii="Calibri" w:hAnsi="Calibri" w:cs="Calibri"/>
-          <w:color w:val="4F81BD" w:themeColor="accent1"/>
-          <w:sz w:val="21"/>
-          <w:szCs w:val="21"/>
+          <w:color w:val="365F91" w:themeColor="accent1" w:themeShade="BF"/>
+          <w:sz w:val="24"/>
+          <w:szCs w:val="24"/>
         </w:rPr>
       </w:pPr>
       <w:r>
         <w:rPr>
           <w:rFonts w:ascii="Calibri" w:hAnsi="Calibri" w:cs="Calibri"/>
-          <w:color w:val="4F81BD" w:themeColor="accent1"/>
-          <w:sz w:val="21"/>
-          <w:szCs w:val="21"/>
+          <w:color w:val="365F91" w:themeColor="accent1" w:themeShade="BF"/>
+          <w:sz w:val="24"/>
+          <w:szCs w:val="24"/>
         </w:rPr>
         <w:t>CORE SKILLS</w:t>
       </w:r>
@@ -228,14 +141,12 @@
       <w:pPr>
         <w:spacing w:after="120"/>
         <w:rPr>
-          <w:rFonts w:ascii="Calibri" w:hAnsi="Calibri" w:cs="Calibri"/>
           <w:sz w:val="21"/>
           <w:szCs w:val="21"/>
         </w:rPr>
       </w:pPr>
       <w:r>
         <w:rPr>
-          <w:rFonts w:ascii="Calibri" w:hAnsi="Calibri" w:cs="Calibri"/>
           <w:sz w:val="21"/>
           <w:szCs w:val="21"/>
         </w:rPr>
@@ -243,7 +154,6 @@
       </w:r>
       <w:r>
         <w:rPr>
-          <w:rFonts w:ascii="Calibri" w:hAnsi="Calibri" w:cs="Calibri"/>
           <w:sz w:val="21"/>
           <w:szCs w:val="21"/>
         </w:rPr>
@@ -251,7 +161,6 @@
       </w:r>
       <w:r>
         <w:rPr>
-          <w:rFonts w:ascii="Calibri" w:hAnsi="Calibri" w:cs="Calibri"/>
           <w:sz w:val="21"/>
           <w:szCs w:val="21"/>
         </w:rPr>
@@ -259,7 +168,6 @@
       </w:r>
       <w:r>
         <w:rPr>
-          <w:rFonts w:ascii="Calibri" w:hAnsi="Calibri" w:cs="Calibri"/>
           <w:sz w:val="21"/>
           <w:szCs w:val="21"/>
         </w:rPr>
@@ -270,14 +178,12 @@
       <w:pPr>
         <w:spacing w:after="120"/>
         <w:rPr>
-          <w:rFonts w:ascii="Calibri" w:hAnsi="Calibri" w:cs="Calibri"/>
           <w:sz w:val="21"/>
           <w:szCs w:val="21"/>
         </w:rPr>
       </w:pPr>
       <w:r>
         <w:rPr>
-          <w:rFonts w:ascii="Calibri" w:hAnsi="Calibri" w:cs="Calibri"/>
           <w:sz w:val="21"/>
           <w:szCs w:val="21"/>
         </w:rPr>
@@ -288,14 +194,12 @@
       <w:pPr>
         <w:spacing w:after="120"/>
         <w:rPr>
-          <w:rFonts w:ascii="Calibri" w:hAnsi="Calibri" w:cs="Calibri"/>
           <w:sz w:val="21"/>
           <w:szCs w:val="21"/>
         </w:rPr>
       </w:pPr>
       <w:r>
         <w:rPr>
-          <w:rFonts w:ascii="Calibri" w:hAnsi="Calibri" w:cs="Calibri"/>
           <w:sz w:val="21"/>
           <w:szCs w:val="21"/>
         </w:rPr>
@@ -303,7 +207,6 @@
       </w:r>
       <w:r>
         <w:rPr>
-          <w:rFonts w:ascii="Calibri" w:hAnsi="Calibri" w:cs="Calibri"/>
           <w:sz w:val="21"/>
           <w:szCs w:val="21"/>
         </w:rPr>
@@ -311,7 +214,6 @@
       </w:r>
       <w:r>
         <w:rPr>
-          <w:rFonts w:ascii="Calibri" w:hAnsi="Calibri" w:cs="Calibri"/>
           <w:sz w:val="21"/>
           <w:szCs w:val="21"/>
         </w:rPr>
@@ -322,14 +224,12 @@
       <w:pPr>
         <w:spacing w:after="120"/>
         <w:rPr>
-          <w:rFonts w:ascii="Calibri" w:hAnsi="Calibri" w:cs="Calibri"/>
           <w:sz w:val="21"/>
           <w:szCs w:val="21"/>
         </w:rPr>
       </w:pPr>
       <w:r>
         <w:rPr>
-          <w:rFonts w:ascii="Calibri" w:hAnsi="Calibri" w:cs="Calibri"/>
           <w:sz w:val="21"/>
           <w:szCs w:val="21"/>
         </w:rPr>
@@ -337,7 +237,6 @@
       </w:r>
       <w:r>
         <w:rPr>
-          <w:rFonts w:ascii="Calibri" w:hAnsi="Calibri" w:cs="Calibri"/>
           <w:sz w:val="21"/>
           <w:szCs w:val="21"/>
         </w:rPr>
@@ -348,14 +247,12 @@
       <w:pPr>
         <w:spacing w:after="120"/>
         <w:rPr>
-          <w:rFonts w:ascii="Calibri" w:hAnsi="Calibri" w:cs="Calibri"/>
           <w:sz w:val="21"/>
           <w:szCs w:val="21"/>
         </w:rPr>
       </w:pPr>
       <w:r>
         <w:rPr>
-          <w:rFonts w:ascii="Calibri" w:hAnsi="Calibri" w:cs="Calibri"/>
           <w:sz w:val="21"/>
           <w:szCs w:val="21"/>
         </w:rPr>
@@ -364,7 +261,6 @@
       <w:proofErr w:type="gramStart"/>
       <w:r>
         <w:rPr>
-          <w:rFonts w:ascii="Calibri" w:hAnsi="Calibri" w:cs="Calibri"/>
           <w:sz w:val="21"/>
           <w:szCs w:val="21"/>
         </w:rPr>
@@ -373,7 +269,6 @@
       <w:proofErr w:type="gramEnd"/>
       <w:r>
         <w:rPr>
-          <w:rFonts w:ascii="Calibri" w:hAnsi="Calibri" w:cs="Calibri"/>
           <w:sz w:val="21"/>
           <w:szCs w:val="21"/>
         </w:rPr>
@@ -382,7 +277,6 @@
       <w:proofErr w:type="gramStart"/>
       <w:r>
         <w:rPr>
-          <w:rFonts w:ascii="Calibri" w:hAnsi="Calibri" w:cs="Calibri"/>
           <w:sz w:val="21"/>
           <w:szCs w:val="21"/>
         </w:rPr>
@@ -390,7 +284,6 @@
       </w:r>
       <w:r>
         <w:rPr>
-          <w:rFonts w:ascii="Calibri" w:hAnsi="Calibri" w:cs="Calibri"/>
           <w:sz w:val="21"/>
           <w:szCs w:val="21"/>
         </w:rPr>
@@ -399,7 +292,6 @@
       <w:proofErr w:type="gramEnd"/>
       <w:r>
         <w:rPr>
-          <w:rFonts w:ascii="Calibri" w:hAnsi="Calibri" w:cs="Calibri"/>
           <w:sz w:val="21"/>
           <w:szCs w:val="21"/>
         </w:rPr>
@@ -407,7 +299,6 @@
       </w:r>
       <w:r>
         <w:rPr>
-          <w:rFonts w:ascii="Calibri" w:hAnsi="Calibri" w:cs="Calibri"/>
           <w:sz w:val="21"/>
           <w:szCs w:val="21"/>
         </w:rPr>
@@ -415,7 +306,6 @@
       </w:r>
       <w:r>
         <w:rPr>
-          <w:rFonts w:ascii="Calibri" w:hAnsi="Calibri" w:cs="Calibri"/>
           <w:sz w:val="21"/>
           <w:szCs w:val="21"/>
         </w:rPr>
@@ -428,17 +318,17 @@
         <w:spacing w:before="280"/>
         <w:rPr>
           <w:rFonts w:ascii="Calibri" w:hAnsi="Calibri" w:cs="Calibri"/>
-          <w:color w:val="4F81BD" w:themeColor="accent1"/>
-          <w:sz w:val="21"/>
-          <w:szCs w:val="21"/>
+          <w:color w:val="365F91" w:themeColor="accent1" w:themeShade="BF"/>
+          <w:sz w:val="24"/>
+          <w:szCs w:val="24"/>
         </w:rPr>
       </w:pPr>
       <w:r>
         <w:rPr>
           <w:rFonts w:ascii="Calibri" w:hAnsi="Calibri" w:cs="Calibri"/>
-          <w:color w:val="4F81BD" w:themeColor="accent1"/>
-          <w:sz w:val="21"/>
-          <w:szCs w:val="21"/>
+          <w:color w:val="365F91" w:themeColor="accent1" w:themeShade="BF"/>
+          <w:sz w:val="24"/>
+          <w:szCs w:val="24"/>
         </w:rPr>
         <w:t>PROFESSIONAL EXPERIENCE</w:t>
       </w:r>
@@ -448,7 +338,7 @@
         <w:pStyle w:val="Heading3"/>
         <w:rPr>
           <w:rFonts w:ascii="Calibri" w:hAnsi="Calibri" w:cs="Calibri"/>
-          <w:color w:val="4F81BD" w:themeColor="accent1"/>
+          <w:color w:val="365F91" w:themeColor="accent1" w:themeShade="BF"/>
           <w:sz w:val="21"/>
           <w:szCs w:val="21"/>
         </w:rPr>
@@ -456,7 +346,7 @@
       <w:r>
         <w:rPr>
           <w:rFonts w:ascii="Calibri" w:hAnsi="Calibri" w:cs="Calibri"/>
-          <w:color w:val="4F81BD" w:themeColor="accent1"/>
+          <w:color w:val="365F91" w:themeColor="accent1" w:themeShade="BF"/>
           <w:sz w:val="21"/>
           <w:szCs w:val="21"/>
         </w:rPr>
@@ -467,14 +357,12 @@
       <w:pPr>
         <w:spacing w:after="40"/>
         <w:rPr>
-          <w:rFonts w:ascii="Calibri" w:hAnsi="Calibri" w:cs="Calibri"/>
           <w:sz w:val="21"/>
           <w:szCs w:val="21"/>
         </w:rPr>
       </w:pPr>
       <w:r>
         <w:rPr>
-          <w:rFonts w:ascii="Calibri" w:hAnsi="Calibri" w:cs="Calibri"/>
           <w:sz w:val="21"/>
           <w:szCs w:val="21"/>
         </w:rPr>
@@ -485,14 +373,12 @@
       <w:pPr>
         <w:pStyle w:val="ListBullet"/>
         <w:rPr>
-          <w:rFonts w:ascii="Calibri" w:hAnsi="Calibri" w:cs="Calibri"/>
           <w:sz w:val="21"/>
           <w:szCs w:val="21"/>
         </w:rPr>
       </w:pPr>
       <w:r>
         <w:rPr>
-          <w:rFonts w:ascii="Calibri" w:hAnsi="Calibri" w:cs="Calibri"/>
           <w:sz w:val="21"/>
           <w:szCs w:val="21"/>
         </w:rPr>
@@ -503,14 +389,12 @@
       <w:pPr>
         <w:pStyle w:val="ListBullet"/>
         <w:rPr>
-          <w:rFonts w:ascii="Calibri" w:hAnsi="Calibri" w:cs="Calibri"/>
           <w:sz w:val="21"/>
           <w:szCs w:val="21"/>
         </w:rPr>
       </w:pPr>
       <w:r>
         <w:rPr>
-          <w:rFonts w:ascii="Calibri" w:hAnsi="Calibri" w:cs="Calibri"/>
           <w:sz w:val="21"/>
           <w:szCs w:val="21"/>
         </w:rPr>
@@ -521,14 +405,12 @@
       <w:pPr>
         <w:pStyle w:val="ListBullet"/>
         <w:rPr>
-          <w:rFonts w:ascii="Calibri" w:hAnsi="Calibri" w:cs="Calibri"/>
           <w:sz w:val="21"/>
           <w:szCs w:val="21"/>
         </w:rPr>
       </w:pPr>
       <w:r>
         <w:rPr>
-          <w:rFonts w:ascii="Calibri" w:hAnsi="Calibri" w:cs="Calibri"/>
           <w:sz w:val="21"/>
           <w:szCs w:val="21"/>
         </w:rPr>
@@ -537,7 +419,6 @@
       <w:proofErr w:type="spellStart"/>
       <w:r>
         <w:rPr>
-          <w:rFonts w:ascii="Calibri" w:hAnsi="Calibri" w:cs="Calibri"/>
           <w:sz w:val="21"/>
           <w:szCs w:val="21"/>
         </w:rPr>
@@ -546,7 +427,6 @@
       <w:proofErr w:type="spellEnd"/>
       <w:r>
         <w:rPr>
-          <w:rFonts w:ascii="Calibri" w:hAnsi="Calibri" w:cs="Calibri"/>
           <w:sz w:val="21"/>
           <w:szCs w:val="21"/>
         </w:rPr>
@@ -557,14 +437,12 @@
       <w:pPr>
         <w:pStyle w:val="ListBullet"/>
         <w:rPr>
-          <w:rFonts w:ascii="Calibri" w:hAnsi="Calibri" w:cs="Calibri"/>
           <w:sz w:val="21"/>
           <w:szCs w:val="21"/>
         </w:rPr>
       </w:pPr>
       <w:r>
         <w:rPr>
-          <w:rFonts w:ascii="Calibri" w:hAnsi="Calibri" w:cs="Calibri"/>
           <w:sz w:val="21"/>
           <w:szCs w:val="21"/>
         </w:rPr>
@@ -572,7 +450,6 @@
       </w:r>
       <w:r>
         <w:rPr>
-          <w:rFonts w:ascii="Calibri" w:hAnsi="Calibri" w:cs="Calibri"/>
           <w:sz w:val="21"/>
           <w:szCs w:val="21"/>
         </w:rPr>
@@ -580,7 +457,6 @@
       </w:r>
       <w:r>
         <w:rPr>
-          <w:rFonts w:ascii="Calibri" w:hAnsi="Calibri" w:cs="Calibri"/>
           <w:sz w:val="21"/>
           <w:szCs w:val="21"/>
         </w:rPr>
@@ -591,14 +467,12 @@
       <w:pPr>
         <w:pStyle w:val="ListBullet"/>
         <w:rPr>
-          <w:rFonts w:ascii="Calibri" w:hAnsi="Calibri" w:cs="Calibri"/>
           <w:sz w:val="21"/>
           <w:szCs w:val="21"/>
         </w:rPr>
       </w:pPr>
       <w:r>
         <w:rPr>
-          <w:rFonts w:ascii="Calibri" w:hAnsi="Calibri" w:cs="Calibri"/>
           <w:sz w:val="21"/>
           <w:szCs w:val="21"/>
         </w:rPr>
@@ -609,32 +483,28 @@
       <w:pPr>
         <w:pStyle w:val="ListBullet"/>
         <w:rPr>
-          <w:rFonts w:ascii="Calibri" w:hAnsi="Calibri" w:cs="Calibri"/>
           <w:sz w:val="21"/>
           <w:szCs w:val="21"/>
         </w:rPr>
       </w:pPr>
       <w:r>
         <w:rPr>
-          <w:rFonts w:ascii="Calibri" w:hAnsi="Calibri" w:cs="Calibri"/>
-          <w:sz w:val="21"/>
-          <w:szCs w:val="21"/>
-        </w:rPr>
-        <w:t xml:space="preserve">Partnered with product, UX, cybersecurity, and management stakeholders on roadmap priorities, API design, technical risk, and delivery sequencing.</w:t>
+          <w:sz w:val="21"/>
+          <w:szCs w:val="21"/>
+        </w:rPr>
+        <w:t>Partnered with product, UX, cybersecurity, and management stakeholders on roadmap priorities, API design, technical risk, and delivery sequencing.</w:t>
       </w:r>
     </w:p>
     <w:p>
       <w:pPr>
         <w:pStyle w:val="ListBullet"/>
         <w:rPr>
-          <w:rFonts w:ascii="Calibri" w:hAnsi="Calibri" w:cs="Calibri"/>
           <w:sz w:val="21"/>
           <w:szCs w:val="21"/>
         </w:rPr>
       </w:pPr>
       <w:r>
         <w:rPr>
-          <w:rFonts w:ascii="Calibri" w:hAnsi="Calibri" w:cs="Calibri"/>
           <w:sz w:val="21"/>
           <w:szCs w:val="21"/>
         </w:rPr>
@@ -646,7 +516,7 @@
         <w:pStyle w:val="Heading3"/>
         <w:rPr>
           <w:rFonts w:ascii="Calibri" w:hAnsi="Calibri" w:cs="Calibri"/>
-          <w:color w:val="4F81BD" w:themeColor="accent1"/>
+          <w:color w:val="365F91" w:themeColor="accent1" w:themeShade="BF"/>
           <w:sz w:val="21"/>
           <w:szCs w:val="21"/>
         </w:rPr>
@@ -654,7 +524,7 @@
       <w:r>
         <w:rPr>
           <w:rFonts w:ascii="Calibri" w:hAnsi="Calibri" w:cs="Calibri"/>
-          <w:color w:val="4F81BD" w:themeColor="accent1"/>
+          <w:color w:val="365F91" w:themeColor="accent1" w:themeShade="BF"/>
           <w:sz w:val="21"/>
           <w:szCs w:val="21"/>
         </w:rPr>
@@ -665,14 +535,12 @@
       <w:pPr>
         <w:spacing w:after="40"/>
         <w:rPr>
-          <w:rFonts w:ascii="Calibri" w:hAnsi="Calibri" w:cs="Calibri"/>
           <w:sz w:val="21"/>
           <w:szCs w:val="21"/>
         </w:rPr>
       </w:pPr>
       <w:r>
         <w:rPr>
-          <w:rFonts w:ascii="Calibri" w:hAnsi="Calibri" w:cs="Calibri"/>
           <w:sz w:val="21"/>
           <w:szCs w:val="21"/>
         </w:rPr>
@@ -683,14 +551,12 @@
       <w:pPr>
         <w:pStyle w:val="ListBullet"/>
         <w:rPr>
-          <w:rFonts w:ascii="Calibri" w:hAnsi="Calibri" w:cs="Calibri"/>
           <w:sz w:val="21"/>
           <w:szCs w:val="21"/>
         </w:rPr>
       </w:pPr>
       <w:r>
         <w:rPr>
-          <w:rFonts w:ascii="Calibri" w:hAnsi="Calibri" w:cs="Calibri"/>
           <w:sz w:val="21"/>
           <w:szCs w:val="21"/>
         </w:rPr>
@@ -701,22 +567,20 @@
       <w:pPr>
         <w:pStyle w:val="ListBullet"/>
         <w:rPr>
-          <w:rFonts w:ascii="Calibri" w:hAnsi="Calibri" w:cs="Calibri"/>
           <w:sz w:val="21"/>
           <w:szCs w:val="21"/>
         </w:rPr>
       </w:pPr>
       <w:r>
         <w:rPr>
-          <w:rFonts w:ascii="Calibri" w:hAnsi="Calibri" w:cs="Calibri"/>
-          <w:sz w:val="21"/>
-          <w:szCs w:val="21"/>
-        </w:rPr>
+          <w:sz w:val="21"/>
+          <w:szCs w:val="21"/>
+        </w:rPr>
+        <w:lastRenderedPageBreak/>
         <w:t xml:space="preserve">Implemented CI/CD pipelines with Bitbucket Pipelines and GitHub Actions, </w:t>
       </w:r>
       <w:r>
         <w:rPr>
-          <w:rFonts w:ascii="Calibri" w:hAnsi="Calibri" w:cs="Calibri"/>
           <w:sz w:val="21"/>
           <w:szCs w:val="21"/>
         </w:rPr>
@@ -724,7 +588,6 @@
       </w:r>
       <w:r>
         <w:rPr>
-          <w:rFonts w:ascii="Calibri" w:hAnsi="Calibri" w:cs="Calibri"/>
           <w:sz w:val="21"/>
           <w:szCs w:val="21"/>
         </w:rPr>
@@ -735,18 +598,15 @@
       <w:pPr>
         <w:pStyle w:val="ListBullet"/>
         <w:rPr>
-          <w:rFonts w:ascii="Calibri" w:hAnsi="Calibri" w:cs="Calibri"/>
           <w:sz w:val="21"/>
           <w:szCs w:val="21"/>
         </w:rPr>
       </w:pPr>
       <w:r>
         <w:rPr>
-          <w:rFonts w:ascii="Calibri" w:hAnsi="Calibri" w:cs="Calibri"/>
-          <w:sz w:val="21"/>
-          <w:szCs w:val="21"/>
-        </w:rPr>
-        <w:lastRenderedPageBreak/>
+          <w:sz w:val="21"/>
+          <w:szCs w:val="21"/>
+        </w:rPr>
         <w:t>Devised JSON-driven configuration system for financial settings and visual theming, enabling auto dealers to host credit-specific payment buttons that match their site branding and finance options.</w:t>
       </w:r>
     </w:p>
@@ -754,14 +614,12 @@
       <w:pPr>
         <w:pStyle w:val="ListBullet"/>
         <w:rPr>
-          <w:rFonts w:ascii="Calibri" w:hAnsi="Calibri" w:cs="Calibri"/>
           <w:sz w:val="21"/>
           <w:szCs w:val="21"/>
         </w:rPr>
       </w:pPr>
       <w:r>
         <w:rPr>
-          <w:rFonts w:ascii="Calibri" w:hAnsi="Calibri" w:cs="Calibri"/>
           <w:sz w:val="21"/>
           <w:szCs w:val="21"/>
         </w:rPr>
@@ -773,7 +631,7 @@
         <w:pStyle w:val="Heading3"/>
         <w:rPr>
           <w:rFonts w:ascii="Calibri" w:hAnsi="Calibri" w:cs="Calibri"/>
-          <w:color w:val="4F81BD" w:themeColor="accent1"/>
+          <w:color w:val="365F91" w:themeColor="accent1" w:themeShade="BF"/>
           <w:sz w:val="21"/>
           <w:szCs w:val="21"/>
         </w:rPr>
@@ -781,7 +639,7 @@
       <w:r>
         <w:rPr>
           <w:rFonts w:ascii="Calibri" w:hAnsi="Calibri" w:cs="Calibri"/>
-          <w:color w:val="4F81BD" w:themeColor="accent1"/>
+          <w:color w:val="365F91" w:themeColor="accent1" w:themeShade="BF"/>
           <w:sz w:val="21"/>
           <w:szCs w:val="21"/>
         </w:rPr>
@@ -792,14 +650,12 @@
       <w:pPr>
         <w:spacing w:after="40"/>
         <w:rPr>
-          <w:rFonts w:ascii="Calibri" w:hAnsi="Calibri" w:cs="Calibri"/>
           <w:sz w:val="21"/>
           <w:szCs w:val="21"/>
         </w:rPr>
       </w:pPr>
       <w:r>
         <w:rPr>
-          <w:rFonts w:ascii="Calibri" w:hAnsi="Calibri" w:cs="Calibri"/>
           <w:sz w:val="21"/>
           <w:szCs w:val="21"/>
         </w:rPr>
@@ -810,14 +666,12 @@
       <w:pPr>
         <w:pStyle w:val="ListBullet"/>
         <w:rPr>
-          <w:rFonts w:ascii="Calibri" w:hAnsi="Calibri" w:cs="Calibri"/>
           <w:sz w:val="21"/>
           <w:szCs w:val="21"/>
         </w:rPr>
       </w:pPr>
       <w:r>
         <w:rPr>
-          <w:rFonts w:ascii="Calibri" w:hAnsi="Calibri" w:cs="Calibri"/>
           <w:sz w:val="21"/>
           <w:szCs w:val="21"/>
         </w:rPr>
@@ -825,7 +679,6 @@
       </w:r>
       <w:r>
         <w:rPr>
-          <w:rFonts w:ascii="Calibri" w:hAnsi="Calibri" w:cs="Calibri"/>
           <w:sz w:val="21"/>
           <w:szCs w:val="21"/>
         </w:rPr>
@@ -833,7 +686,6 @@
       </w:r>
       <w:r>
         <w:rPr>
-          <w:rFonts w:ascii="Calibri" w:hAnsi="Calibri" w:cs="Calibri"/>
           <w:sz w:val="21"/>
           <w:szCs w:val="21"/>
         </w:rPr>
@@ -841,7 +693,6 @@
       </w:r>
       <w:r>
         <w:rPr>
-          <w:rFonts w:ascii="Calibri" w:hAnsi="Calibri" w:cs="Calibri"/>
           <w:sz w:val="21"/>
           <w:szCs w:val="21"/>
         </w:rPr>
@@ -849,7 +700,6 @@
       </w:r>
       <w:r>
         <w:rPr>
-          <w:rFonts w:ascii="Calibri" w:hAnsi="Calibri" w:cs="Calibri"/>
           <w:sz w:val="21"/>
           <w:szCs w:val="21"/>
         </w:rPr>
@@ -860,14 +710,12 @@
       <w:pPr>
         <w:pStyle w:val="ListBullet"/>
         <w:rPr>
-          <w:rFonts w:ascii="Calibri" w:hAnsi="Calibri" w:cs="Calibri"/>
           <w:sz w:val="21"/>
           <w:szCs w:val="21"/>
         </w:rPr>
       </w:pPr>
       <w:r>
         <w:rPr>
-          <w:rFonts w:ascii="Calibri" w:hAnsi="Calibri" w:cs="Calibri"/>
           <w:sz w:val="21"/>
           <w:szCs w:val="21"/>
         </w:rPr>
@@ -878,14 +726,12 @@
       <w:pPr>
         <w:pStyle w:val="ListBullet"/>
         <w:rPr>
-          <w:rFonts w:ascii="Calibri" w:hAnsi="Calibri" w:cs="Calibri"/>
           <w:sz w:val="21"/>
           <w:szCs w:val="21"/>
         </w:rPr>
       </w:pPr>
       <w:r>
         <w:rPr>
-          <w:rFonts w:ascii="Calibri" w:hAnsi="Calibri" w:cs="Calibri"/>
           <w:sz w:val="21"/>
           <w:szCs w:val="21"/>
         </w:rPr>
@@ -893,7 +739,6 @@
       </w:r>
       <w:r>
         <w:rPr>
-          <w:rFonts w:ascii="Calibri" w:hAnsi="Calibri" w:cs="Calibri"/>
           <w:sz w:val="21"/>
           <w:szCs w:val="21"/>
         </w:rPr>
@@ -901,7 +746,6 @@
       </w:r>
       <w:r>
         <w:rPr>
-          <w:rFonts w:ascii="Calibri" w:hAnsi="Calibri" w:cs="Calibri"/>
           <w:sz w:val="21"/>
           <w:szCs w:val="21"/>
         </w:rPr>
@@ -912,14 +756,12 @@
       <w:pPr>
         <w:pStyle w:val="ListBullet"/>
         <w:rPr>
-          <w:rFonts w:ascii="Calibri" w:hAnsi="Calibri" w:cs="Calibri"/>
           <w:sz w:val="21"/>
           <w:szCs w:val="21"/>
         </w:rPr>
       </w:pPr>
       <w:r>
         <w:rPr>
-          <w:rFonts w:ascii="Calibri" w:hAnsi="Calibri" w:cs="Calibri"/>
           <w:sz w:val="21"/>
           <w:szCs w:val="21"/>
         </w:rPr>
@@ -927,7 +769,6 @@
       </w:r>
       <w:r>
         <w:rPr>
-          <w:rFonts w:ascii="Calibri" w:hAnsi="Calibri" w:cs="Calibri"/>
           <w:sz w:val="21"/>
           <w:szCs w:val="21"/>
         </w:rPr>
@@ -935,7 +776,6 @@
       </w:r>
       <w:r>
         <w:rPr>
-          <w:rFonts w:ascii="Calibri" w:hAnsi="Calibri" w:cs="Calibri"/>
           <w:sz w:val="21"/>
           <w:szCs w:val="21"/>
         </w:rPr>
@@ -946,14 +786,12 @@
       <w:pPr>
         <w:pStyle w:val="ListBullet"/>
         <w:rPr>
-          <w:rFonts w:ascii="Calibri" w:hAnsi="Calibri" w:cs="Calibri"/>
           <w:sz w:val="21"/>
           <w:szCs w:val="21"/>
         </w:rPr>
       </w:pPr>
       <w:r>
         <w:rPr>
-          <w:rFonts w:ascii="Calibri" w:hAnsi="Calibri" w:cs="Calibri"/>
           <w:sz w:val="21"/>
           <w:szCs w:val="21"/>
         </w:rPr>
@@ -964,14 +802,12 @@
       <w:pPr>
         <w:pStyle w:val="ListBullet"/>
         <w:rPr>
-          <w:rFonts w:ascii="Calibri" w:hAnsi="Calibri" w:cs="Calibri"/>
           <w:sz w:val="21"/>
           <w:szCs w:val="21"/>
         </w:rPr>
       </w:pPr>
       <w:r>
         <w:rPr>
-          <w:rFonts w:ascii="Calibri" w:hAnsi="Calibri" w:cs="Calibri"/>
           <w:sz w:val="21"/>
           <w:szCs w:val="21"/>
         </w:rPr>
@@ -983,7 +819,7 @@
         <w:pStyle w:val="Heading3"/>
         <w:rPr>
           <w:rFonts w:ascii="Calibri" w:hAnsi="Calibri" w:cs="Calibri"/>
-          <w:color w:val="4F81BD" w:themeColor="accent1"/>
+          <w:color w:val="365F91" w:themeColor="accent1" w:themeShade="BF"/>
           <w:sz w:val="21"/>
           <w:szCs w:val="21"/>
         </w:rPr>
@@ -991,7 +827,7 @@
       <w:r>
         <w:rPr>
           <w:rFonts w:ascii="Calibri" w:hAnsi="Calibri" w:cs="Calibri"/>
-          <w:color w:val="4F81BD" w:themeColor="accent1"/>
+          <w:color w:val="365F91" w:themeColor="accent1" w:themeShade="BF"/>
           <w:sz w:val="21"/>
           <w:szCs w:val="21"/>
         </w:rPr>
@@ -1000,7 +836,7 @@
       <w:r>
         <w:rPr>
           <w:rFonts w:ascii="Calibri" w:hAnsi="Calibri" w:cs="Calibri"/>
-          <w:color w:val="4F81BD" w:themeColor="accent1"/>
+          <w:color w:val="365F91" w:themeColor="accent1" w:themeShade="BF"/>
           <w:sz w:val="21"/>
           <w:szCs w:val="21"/>
         </w:rPr>
@@ -1009,7 +845,7 @@
       <w:r>
         <w:rPr>
           <w:rFonts w:ascii="Calibri" w:hAnsi="Calibri" w:cs="Calibri"/>
-          <w:color w:val="4F81BD" w:themeColor="accent1"/>
+          <w:color w:val="365F91" w:themeColor="accent1" w:themeShade="BF"/>
           <w:sz w:val="21"/>
           <w:szCs w:val="21"/>
         </w:rPr>
@@ -1019,7 +855,7 @@
       <w:r>
         <w:rPr>
           <w:rFonts w:ascii="Calibri" w:hAnsi="Calibri" w:cs="Calibri"/>
-          <w:color w:val="4F81BD" w:themeColor="accent1"/>
+          <w:color w:val="365F91" w:themeColor="accent1" w:themeShade="BF"/>
           <w:sz w:val="21"/>
           <w:szCs w:val="21"/>
         </w:rPr>
@@ -1031,14 +867,12 @@
       <w:pPr>
         <w:spacing w:after="40"/>
         <w:rPr>
-          <w:rFonts w:ascii="Calibri" w:hAnsi="Calibri" w:cs="Calibri"/>
           <w:sz w:val="21"/>
           <w:szCs w:val="21"/>
         </w:rPr>
       </w:pPr>
       <w:r>
         <w:rPr>
-          <w:rFonts w:ascii="Calibri" w:hAnsi="Calibri" w:cs="Calibri"/>
           <w:sz w:val="21"/>
           <w:szCs w:val="21"/>
         </w:rPr>
@@ -1049,14 +883,12 @@
       <w:pPr>
         <w:pStyle w:val="ListBullet"/>
         <w:rPr>
-          <w:rFonts w:ascii="Calibri" w:hAnsi="Calibri" w:cs="Calibri"/>
           <w:sz w:val="21"/>
           <w:szCs w:val="21"/>
         </w:rPr>
       </w:pPr>
       <w:r>
         <w:rPr>
-          <w:rFonts w:ascii="Calibri" w:hAnsi="Calibri" w:cs="Calibri"/>
           <w:sz w:val="21"/>
           <w:szCs w:val="21"/>
         </w:rPr>
@@ -1064,7 +896,6 @@
       </w:r>
       <w:r>
         <w:rPr>
-          <w:rFonts w:ascii="Calibri" w:hAnsi="Calibri" w:cs="Calibri"/>
           <w:sz w:val="21"/>
           <w:szCs w:val="21"/>
         </w:rPr>
@@ -1075,14 +906,12 @@
       <w:pPr>
         <w:pStyle w:val="ListBullet"/>
         <w:rPr>
-          <w:rFonts w:ascii="Calibri" w:hAnsi="Calibri" w:cs="Calibri"/>
           <w:sz w:val="21"/>
           <w:szCs w:val="21"/>
         </w:rPr>
       </w:pPr>
       <w:r>
         <w:rPr>
-          <w:rFonts w:ascii="Calibri" w:hAnsi="Calibri" w:cs="Calibri"/>
           <w:sz w:val="21"/>
           <w:szCs w:val="21"/>
         </w:rPr>
@@ -1093,14 +922,12 @@
       <w:pPr>
         <w:pStyle w:val="ListBullet"/>
         <w:rPr>
-          <w:rFonts w:ascii="Calibri" w:hAnsi="Calibri" w:cs="Calibri"/>
           <w:sz w:val="21"/>
           <w:szCs w:val="21"/>
         </w:rPr>
       </w:pPr>
       <w:r>
         <w:rPr>
-          <w:rFonts w:ascii="Calibri" w:hAnsi="Calibri" w:cs="Calibri"/>
           <w:sz w:val="21"/>
           <w:szCs w:val="21"/>
         </w:rPr>
@@ -1111,14 +938,12 @@
       <w:pPr>
         <w:pStyle w:val="ListBullet"/>
         <w:rPr>
-          <w:rFonts w:ascii="Calibri" w:hAnsi="Calibri" w:cs="Calibri"/>
           <w:sz w:val="21"/>
           <w:szCs w:val="21"/>
         </w:rPr>
       </w:pPr>
       <w:r>
         <w:rPr>
-          <w:rFonts w:ascii="Calibri" w:hAnsi="Calibri" w:cs="Calibri"/>
           <w:sz w:val="21"/>
           <w:szCs w:val="21"/>
         </w:rPr>
@@ -1129,14 +954,12 @@
       <w:pPr>
         <w:pStyle w:val="ListBullet"/>
         <w:rPr>
-          <w:rFonts w:ascii="Calibri" w:hAnsi="Calibri" w:cs="Calibri"/>
           <w:sz w:val="21"/>
           <w:szCs w:val="21"/>
         </w:rPr>
       </w:pPr>
       <w:r>
         <w:rPr>
-          <w:rFonts w:ascii="Calibri" w:hAnsi="Calibri" w:cs="Calibri"/>
           <w:sz w:val="21"/>
           <w:szCs w:val="21"/>
         </w:rPr>
@@ -1144,7 +967,6 @@
       </w:r>
       <w:r>
         <w:rPr>
-          <w:rFonts w:ascii="Calibri" w:hAnsi="Calibri" w:cs="Calibri"/>
           <w:sz w:val="21"/>
           <w:szCs w:val="21"/>
         </w:rPr>
@@ -1156,7 +978,7 @@
         <w:pStyle w:val="Heading3"/>
         <w:rPr>
           <w:rFonts w:ascii="Calibri" w:hAnsi="Calibri" w:cs="Calibri"/>
-          <w:color w:val="4F81BD" w:themeColor="accent1"/>
+          <w:color w:val="365F91" w:themeColor="accent1" w:themeShade="BF"/>
           <w:sz w:val="21"/>
           <w:szCs w:val="21"/>
         </w:rPr>
@@ -1164,7 +986,7 @@
       <w:r>
         <w:rPr>
           <w:rFonts w:ascii="Calibri" w:hAnsi="Calibri" w:cs="Calibri"/>
-          <w:color w:val="4F81BD" w:themeColor="accent1"/>
+          <w:color w:val="365F91" w:themeColor="accent1" w:themeShade="BF"/>
           <w:sz w:val="21"/>
           <w:szCs w:val="21"/>
         </w:rPr>
@@ -1173,7 +995,7 @@
       <w:r>
         <w:rPr>
           <w:rFonts w:ascii="Calibri" w:hAnsi="Calibri" w:cs="Calibri"/>
-          <w:color w:val="4F81BD" w:themeColor="accent1"/>
+          <w:color w:val="365F91" w:themeColor="accent1" w:themeShade="BF"/>
           <w:sz w:val="21"/>
           <w:szCs w:val="21"/>
         </w:rPr>
@@ -1182,7 +1004,7 @@
       <w:r>
         <w:rPr>
           <w:rFonts w:ascii="Calibri" w:hAnsi="Calibri" w:cs="Calibri"/>
-          <w:color w:val="4F81BD" w:themeColor="accent1"/>
+          <w:color w:val="365F91" w:themeColor="accent1" w:themeShade="BF"/>
           <w:sz w:val="21"/>
           <w:szCs w:val="21"/>
         </w:rPr>
@@ -1193,14 +1015,12 @@
       <w:pPr>
         <w:spacing w:after="40"/>
         <w:rPr>
-          <w:rFonts w:ascii="Calibri" w:hAnsi="Calibri" w:cs="Calibri"/>
           <w:sz w:val="21"/>
           <w:szCs w:val="21"/>
         </w:rPr>
       </w:pPr>
       <w:r>
         <w:rPr>
-          <w:rFonts w:ascii="Calibri" w:hAnsi="Calibri" w:cs="Calibri"/>
           <w:sz w:val="21"/>
           <w:szCs w:val="21"/>
         </w:rPr>
@@ -1211,14 +1031,12 @@
       <w:pPr>
         <w:pStyle w:val="ListBullet"/>
         <w:rPr>
-          <w:rFonts w:ascii="Calibri" w:hAnsi="Calibri" w:cs="Calibri"/>
           <w:sz w:val="21"/>
           <w:szCs w:val="21"/>
         </w:rPr>
       </w:pPr>
       <w:r>
         <w:rPr>
-          <w:rFonts w:ascii="Calibri" w:hAnsi="Calibri" w:cs="Calibri"/>
           <w:sz w:val="21"/>
           <w:szCs w:val="21"/>
         </w:rPr>
@@ -1226,7 +1044,6 @@
       </w:r>
       <w:r>
         <w:rPr>
-          <w:rFonts w:ascii="Calibri" w:hAnsi="Calibri" w:cs="Calibri"/>
           <w:sz w:val="21"/>
           <w:szCs w:val="21"/>
         </w:rPr>
@@ -1234,7 +1051,6 @@
       </w:r>
       <w:r>
         <w:rPr>
-          <w:rFonts w:ascii="Calibri" w:hAnsi="Calibri" w:cs="Calibri"/>
           <w:sz w:val="21"/>
           <w:szCs w:val="21"/>
         </w:rPr>
@@ -1245,14 +1061,12 @@
       <w:pPr>
         <w:pStyle w:val="ListBullet"/>
         <w:rPr>
-          <w:rFonts w:ascii="Calibri" w:hAnsi="Calibri" w:cs="Calibri"/>
           <w:sz w:val="21"/>
           <w:szCs w:val="21"/>
         </w:rPr>
       </w:pPr>
       <w:r>
         <w:rPr>
-          <w:rFonts w:ascii="Calibri" w:hAnsi="Calibri" w:cs="Calibri"/>
           <w:sz w:val="21"/>
           <w:szCs w:val="21"/>
         </w:rPr>
@@ -1263,14 +1077,12 @@
       <w:pPr>
         <w:pStyle w:val="ListBullet"/>
         <w:rPr>
-          <w:rFonts w:ascii="Calibri" w:hAnsi="Calibri" w:cs="Calibri"/>
           <w:sz w:val="21"/>
           <w:szCs w:val="21"/>
         </w:rPr>
       </w:pPr>
       <w:r>
         <w:rPr>
-          <w:rFonts w:ascii="Calibri" w:hAnsi="Calibri" w:cs="Calibri"/>
           <w:sz w:val="21"/>
           <w:szCs w:val="21"/>
         </w:rPr>
@@ -1278,7 +1090,6 @@
       </w:r>
       <w:r>
         <w:rPr>
-          <w:rFonts w:ascii="Calibri" w:hAnsi="Calibri" w:cs="Calibri"/>
           <w:sz w:val="21"/>
           <w:szCs w:val="21"/>
         </w:rPr>
@@ -1286,7 +1097,6 @@
       </w:r>
       <w:r>
         <w:rPr>
-          <w:rFonts w:ascii="Calibri" w:hAnsi="Calibri" w:cs="Calibri"/>
           <w:sz w:val="21"/>
           <w:szCs w:val="21"/>
         </w:rPr>
@@ -1294,7 +1104,6 @@
       </w:r>
       <w:r>
         <w:rPr>
-          <w:rFonts w:ascii="Calibri" w:hAnsi="Calibri" w:cs="Calibri"/>
           <w:sz w:val="21"/>
           <w:szCs w:val="21"/>
         </w:rPr>
@@ -1302,7 +1111,6 @@
       </w:r>
       <w:r>
         <w:rPr>
-          <w:rFonts w:ascii="Calibri" w:hAnsi="Calibri" w:cs="Calibri"/>
           <w:sz w:val="21"/>
           <w:szCs w:val="21"/>
         </w:rPr>
@@ -1313,14 +1121,12 @@
       <w:pPr>
         <w:pStyle w:val="ListBullet"/>
         <w:rPr>
-          <w:rFonts w:ascii="Calibri" w:hAnsi="Calibri" w:cs="Calibri"/>
           <w:sz w:val="21"/>
           <w:szCs w:val="21"/>
         </w:rPr>
       </w:pPr>
       <w:r>
         <w:rPr>
-          <w:rFonts w:ascii="Calibri" w:hAnsi="Calibri" w:cs="Calibri"/>
           <w:sz w:val="21"/>
           <w:szCs w:val="21"/>
         </w:rPr>
@@ -1333,17 +1139,17 @@
         <w:spacing w:before="280"/>
         <w:rPr>
           <w:rFonts w:ascii="Calibri" w:hAnsi="Calibri" w:cs="Calibri"/>
-          <w:color w:val="4F81BD" w:themeColor="accent1"/>
-          <w:sz w:val="21"/>
-          <w:szCs w:val="21"/>
+          <w:color w:val="365F91" w:themeColor="accent1" w:themeShade="BF"/>
+          <w:sz w:val="24"/>
+          <w:szCs w:val="24"/>
         </w:rPr>
       </w:pPr>
       <w:r>
         <w:rPr>
           <w:rFonts w:ascii="Calibri" w:hAnsi="Calibri" w:cs="Calibri"/>
-          <w:color w:val="4F81BD" w:themeColor="accent1"/>
-          <w:sz w:val="21"/>
-          <w:szCs w:val="21"/>
+          <w:color w:val="365F91" w:themeColor="accent1" w:themeShade="BF"/>
+          <w:sz w:val="24"/>
+          <w:szCs w:val="24"/>
         </w:rPr>
         <w:t>EARLIER ROLES</w:t>
       </w:r>
@@ -1352,32 +1158,12 @@
       <w:pPr>
         <w:spacing w:after="80"/>
         <w:rPr>
-          <w:rFonts w:ascii="Calibri" w:hAnsi="Calibri" w:cs="Calibri"/>
           <w:sz w:val="21"/>
           <w:szCs w:val="21"/>
         </w:rPr>
       </w:pPr>
       <w:r>
         <w:rPr>
-          <w:rFonts w:ascii="Calibri" w:hAnsi="Calibri" w:cs="Calibri"/>
-          <w:sz w:val="21"/>
-          <w:szCs w:val="21"/>
-        </w:rPr>
-        <w:t>Owner &amp; Consultant | Tallented Software LLC (2010–2011) — Delivered custom software for e-commerce and analytics clients, integrating payment gateways and real-time reporting.</w:t>
-      </w:r>
-    </w:p>
-    <w:p>
-      <w:pPr>
-        <w:spacing w:after="80"/>
-        <w:rPr>
-          <w:rFonts w:ascii="Calibri" w:hAnsi="Calibri" w:cs="Calibri"/>
-          <w:sz w:val="21"/>
-          <w:szCs w:val="21"/>
-        </w:rPr>
-      </w:pPr>
-      <w:r>
-        <w:rPr>
-          <w:rFonts w:ascii="Calibri" w:hAnsi="Calibri" w:cs="Calibri"/>
           <w:sz w:val="21"/>
           <w:szCs w:val="21"/>
         </w:rPr>
@@ -1386,7 +1172,6 @@
       <w:proofErr w:type="spellStart"/>
       <w:r>
         <w:rPr>
-          <w:rFonts w:ascii="Calibri" w:hAnsi="Calibri" w:cs="Calibri"/>
           <w:sz w:val="21"/>
           <w:szCs w:val="21"/>
         </w:rPr>
@@ -1395,29 +1180,75 @@
       <w:proofErr w:type="spellEnd"/>
       <w:r>
         <w:rPr>
-          <w:rFonts w:ascii="Calibri" w:hAnsi="Calibri" w:cs="Calibri"/>
-          <w:sz w:val="21"/>
-          <w:szCs w:val="21"/>
-        </w:rPr>
-        <w:t xml:space="preserve"> (2009–2010) — Developed C# and Flex-based systems; mentored junior developers.</w:t>
+          <w:sz w:val="21"/>
+          <w:szCs w:val="21"/>
+        </w:rPr>
+        <w:t xml:space="preserve"> </w:t>
+      </w:r>
+      <w:r>
+        <w:rPr>
+          <w:sz w:val="21"/>
+          <w:szCs w:val="21"/>
+        </w:rPr>
+        <w:t>–</w:t>
+      </w:r>
+      <w:r>
+        <w:rPr>
+          <w:sz w:val="21"/>
+          <w:szCs w:val="21"/>
+        </w:rPr>
+        <w:t xml:space="preserve"> </w:t>
+      </w:r>
+      <w:r>
+        <w:rPr>
+          <w:sz w:val="21"/>
+          <w:szCs w:val="21"/>
+        </w:rPr>
+        <w:t>Developed C# and Flex-based systems; mentored junior developers.</w:t>
       </w:r>
     </w:p>
     <w:p>
       <w:pPr>
         <w:spacing w:after="80"/>
         <w:rPr>
-          <w:rFonts w:ascii="Calibri" w:hAnsi="Calibri" w:cs="Calibri"/>
           <w:sz w:val="21"/>
           <w:szCs w:val="21"/>
         </w:rPr>
       </w:pPr>
       <w:r>
         <w:rPr>
-          <w:rFonts w:ascii="Calibri" w:hAnsi="Calibri" w:cs="Calibri"/>
-          <w:sz w:val="21"/>
-          <w:szCs w:val="21"/>
-        </w:rPr>
-        <w:t>Senior Software Engineer | Fidelity Investments (2003–2009) — Engineered document generation system for 401k reporting.</w:t>
+          <w:sz w:val="21"/>
+          <w:szCs w:val="21"/>
+        </w:rPr>
+        <w:t>Senior Software Engineer | Fidelity Investments</w:t>
+      </w:r>
+      <w:r>
+        <w:rPr>
+          <w:sz w:val="21"/>
+          <w:szCs w:val="21"/>
+        </w:rPr>
+        <w:t xml:space="preserve"> </w:t>
+      </w:r>
+      <w:r>
+        <w:rPr>
+          <w:sz w:val="21"/>
+          <w:szCs w:val="21"/>
+        </w:rPr>
+        <w:t>–</w:t>
+      </w:r>
+      <w:r>
+        <w:rPr>
+          <w:sz w:val="21"/>
+          <w:szCs w:val="21"/>
+        </w:rPr>
+        <w:t xml:space="preserve"> </w:t>
+      </w:r>
+      <w:r>
+        <w:rPr>
+          <w:sz w:val="21"/>
+          <w:szCs w:val="21"/>
+        </w:rPr>
+        <w:t>Engineered document generation system for 401k reporting.</w:t>
       </w:r>
     </w:p>
     <w:p>
@@ -1426,17 +1257,17 @@
         <w:spacing w:before="280"/>
         <w:rPr>
           <w:rFonts w:ascii="Calibri" w:hAnsi="Calibri" w:cs="Calibri"/>
-          <w:color w:val="4F81BD" w:themeColor="accent1"/>
-          <w:sz w:val="21"/>
-          <w:szCs w:val="21"/>
+          <w:color w:val="365F91" w:themeColor="accent1" w:themeShade="BF"/>
+          <w:sz w:val="24"/>
+          <w:szCs w:val="24"/>
         </w:rPr>
       </w:pPr>
       <w:r>
         <w:rPr>
           <w:rFonts w:ascii="Calibri" w:hAnsi="Calibri" w:cs="Calibri"/>
-          <w:color w:val="4F81BD" w:themeColor="accent1"/>
-          <w:sz w:val="21"/>
-          <w:szCs w:val="21"/>
+          <w:color w:val="365F91" w:themeColor="accent1" w:themeShade="BF"/>
+          <w:sz w:val="24"/>
+          <w:szCs w:val="24"/>
         </w:rPr>
         <w:t>EDUCATION</w:t>
       </w:r>
@@ -1444,18 +1275,44 @@
     <w:p>
       <w:pPr>
         <w:rPr>
-          <w:rFonts w:ascii="Calibri" w:hAnsi="Calibri" w:cs="Calibri"/>
           <w:sz w:val="21"/>
           <w:szCs w:val="21"/>
         </w:rPr>
       </w:pPr>
       <w:r>
         <w:rPr>
-          <w:rFonts w:ascii="Calibri" w:hAnsi="Calibri" w:cs="Calibri"/>
-          <w:sz w:val="21"/>
-          <w:szCs w:val="21"/>
-        </w:rPr>
-        <w:t>Bachelor of Science in Computer Science — University of Kentucky, Lexington, KY</w:t>
+          <w:sz w:val="21"/>
+          <w:szCs w:val="21"/>
+        </w:rPr>
+        <w:t>Bachelor of Science in Computer Science</w:t>
+      </w:r>
+      <w:r>
+        <w:rPr>
+          <w:sz w:val="21"/>
+          <w:szCs w:val="21"/>
+        </w:rPr>
+        <w:t xml:space="preserve"> </w:t>
+      </w:r>
+      <w:r>
+        <w:rPr>
+          <w:sz w:val="21"/>
+          <w:szCs w:val="21"/>
+        </w:rPr>
+        <w:t>–</w:t>
+      </w:r>
+      <w:r>
+        <w:rPr>
+          <w:sz w:val="21"/>
+          <w:szCs w:val="21"/>
+        </w:rPr>
+        <w:t xml:space="preserve"> </w:t>
+      </w:r>
+      <w:r>
+        <w:rPr>
+          <w:sz w:val="21"/>
+          <w:szCs w:val="21"/>
+        </w:rPr>
+        <w:t>University of Kentucky, Lexington, KY</w:t>
       </w:r>
     </w:p>
     <w:sectPr>
@@ -1672,11 +1529,11 @@
 </file>
 
 <file path=word/styles.xml><?xml version="1.0" encoding="utf-8"?>
-<w:styles xmlns:mc="http://schemas.openxmlformats.org/markup-compatibility/2006" xmlns:w="http://schemas.openxmlformats.org/wordprocessingml/2006/main" xmlns:w14="http://schemas.microsoft.com/office/word/2010/wordml" xmlns:w15="http://schemas.microsoft.com/office/word/2012/wordml" xmlns:w16se="http://schemas.microsoft.com/office/word/2015/wordml/symex" xmlns:w16cid="http://schemas.microsoft.com/office/word/2016/wordml/cid" xmlns:w16="http://schemas.microsoft.com/office/word/2018/wordml" xmlns:w16cex="http://schemas.microsoft.com/office/word/2018/wordml/cex" xmlns:w16sdtdh="http://schemas.microsoft.com/office/word/2020/wordml/sdtdatahash" xmlns:w16sdtfl="http://schemas.microsoft.com/office/word/2024/wordml/sdtformatlock" xmlns:w16du="http://schemas.microsoft.com/office/word/2023/wordml/word16du" mc:Ignorable="w14 w15 w16se w16cid w16 w16cex w16sdtdh w16sdtfl w16du">
+<w:styles xmlns:mc="http://schemas.openxmlformats.org/markup-compatibility/2006" xmlns:r="http://schemas.openxmlformats.org/officeDocument/2006/relationships" xmlns:w="http://schemas.openxmlformats.org/wordprocessingml/2006/main" xmlns:w14="http://schemas.microsoft.com/office/word/2010/wordml" xmlns:w15="http://schemas.microsoft.com/office/word/2012/wordml" xmlns:w16cex="http://schemas.microsoft.com/office/word/2018/wordml/cex" xmlns:w16cid="http://schemas.microsoft.com/office/word/2016/wordml/cid" xmlns:w16="http://schemas.microsoft.com/office/word/2018/wordml" xmlns:w16du="http://schemas.microsoft.com/office/word/2023/wordml/word16du" xmlns:w16sdtdh="http://schemas.microsoft.com/office/word/2020/wordml/sdtdatahash" xmlns:w16sdtfl="http://schemas.microsoft.com/office/word/2024/wordml/sdtformatlock" xmlns:w16se="http://schemas.microsoft.com/office/word/2015/wordml/symex" mc:Ignorable="w14 w15 w16se w16cid w16 w16cex w16sdtdh w16sdtfl w16du">
   <w:docDefaults>
     <w:rPrDefault>
       <w:rPr>
-        <w:rFonts w:eastAsiaTheme="minorEastAsia" w:ascii="Calibri" w:hAnsi="Calibri" w:cs="Calibri"/>
+        <w:rFonts w:ascii="Calibri" w:eastAsiaTheme="minorEastAsia" w:hAnsi="Calibri" w:cs="Calibri"/>
         <w:sz w:val="22"/>
         <w:szCs w:val="22"/>
         <w:lang w:val="en-US" w:eastAsia="en-US" w:bidi="ar-SA"/>
@@ -2061,9 +1918,6 @@
     <w:name w:val="Normal"/>
     <w:qFormat/>
     <w:rsid w:val="00FC693F"/>
-    <w:rPr>
-      <w:rFonts w:ascii="Calibri" w:hAnsi="Calibri" w:cs="Calibri"/>
-    </w:rPr>
   </w:style>
   <w:style w:type="paragraph" w:styleId="Heading1">
     <w:name w:val="heading 1"/>
@@ -2279,9 +2133,6 @@
     <w:uiPriority w:val="1"/>
     <w:semiHidden/>
     <w:unhideWhenUsed/>
-    <w:rPr>
-      <w:rFonts w:ascii="Calibri" w:hAnsi="Calibri" w:cs="Calibri"/>
-    </w:rPr>
   </w:style>
   <w:style w:type="table" w:default="1" w:styleId="TableNormal">
     <w:name w:val="Normal Table"/>

--- a/CANONICAL - Chris Tallent Resume - Principal Engineer.docx
+++ b/CANONICAL - Chris Tallent Resume - Principal Engineer.docx
@@ -5,18 +5,8 @@
     <w:p>
       <w:pPr>
         <w:pStyle w:val="Heading1"/>
-        <w:spacing w:before="120" w:after="40"/>
-        <w:jc w:val="center"/>
-        <w:rPr>
-          <w:rFonts w:ascii="Calibri" w:hAnsi="Calibri" w:cs="Calibri"/>
-          <w:color w:val="365F91" w:themeColor="accent1" w:themeShade="BF"/>
-        </w:rPr>
       </w:pPr>
       <w:r>
-        <w:rPr>
-          <w:rFonts w:ascii="Calibri" w:hAnsi="Calibri" w:cs="Calibri"/>
-          <w:color w:val="365F91" w:themeColor="accent1" w:themeShade="BF"/>
-        </w:rPr>
         <w:t>CHRIS TALLENT</w:t>
       </w:r>
     </w:p>
@@ -60,6 +50,7 @@
     </w:p>
     <w:p>
       <w:pPr>
+        <w:spacing w:after="160"/>
         <w:rPr>
           <w:sz w:val="21"/>
           <w:szCs w:val="21"/>
@@ -83,21 +74,8 @@
     <w:p>
       <w:pPr>
         <w:pStyle w:val="Heading2"/>
-        <w:spacing w:before="280"/>
-        <w:rPr>
-          <w:rFonts w:ascii="Calibri" w:hAnsi="Calibri" w:cs="Calibri"/>
-          <w:color w:val="365F91" w:themeColor="accent1" w:themeShade="BF"/>
-          <w:sz w:val="24"/>
-          <w:szCs w:val="24"/>
-        </w:rPr>
       </w:pPr>
       <w:r>
-        <w:rPr>
-          <w:rFonts w:ascii="Calibri" w:hAnsi="Calibri" w:cs="Calibri"/>
-          <w:color w:val="365F91" w:themeColor="accent1" w:themeShade="BF"/>
-          <w:sz w:val="24"/>
-          <w:szCs w:val="24"/>
-        </w:rPr>
         <w:t>PROFESSIONAL SUMMARY</w:t>
       </w:r>
     </w:p>
@@ -113,27 +91,14 @@
           <w:sz w:val="21"/>
           <w:szCs w:val="21"/>
         </w:rPr>
-        <w:t>Principal-level engineer and hands-on CTO with 20+ years designing distributed, cloud-native, and AI-integrated platforms. Deep experience building APIs, developer tooling, document workflows, and production systems on AWS using Java, Python, and TypeScript. Skilled in building secure, observable systems that connect business workflows with production-scale reliability.</w:t>
+        <w:t>Principal-level engineer and hands-on CTO with 20+ years building distributed, cloud-native, and AI-integrated platforms. Brings CTO-level judgment while staying hands-on with architecture, code, and production delivery. Deep experience with APIs, developer tooling, document automation, and AWS systems using Java, Python, and TypeScript, with a track record modernizing legacy platforms and shipping reliable production systems.</w:t>
       </w:r>
     </w:p>
     <w:p>
       <w:pPr>
         <w:pStyle w:val="Heading2"/>
-        <w:spacing w:before="280"/>
-        <w:rPr>
-          <w:rFonts w:ascii="Calibri" w:hAnsi="Calibri" w:cs="Calibri"/>
-          <w:color w:val="365F91" w:themeColor="accent1" w:themeShade="BF"/>
-          <w:sz w:val="24"/>
-          <w:szCs w:val="24"/>
-        </w:rPr>
       </w:pPr>
       <w:r>
-        <w:rPr>
-          <w:rFonts w:ascii="Calibri" w:hAnsi="Calibri" w:cs="Calibri"/>
-          <w:color w:val="365F91" w:themeColor="accent1" w:themeShade="BF"/>
-          <w:sz w:val="24"/>
-          <w:szCs w:val="24"/>
-        </w:rPr>
         <w:t>CORE SKILLS</w:t>
       </w:r>
     </w:p>
@@ -150,28 +115,7 @@
           <w:sz w:val="21"/>
           <w:szCs w:val="21"/>
         </w:rPr>
-        <w:t xml:space="preserve">Architecture &amp; Systems: Distributed Systems • API Design </w:t>
-      </w:r>
-      <w:r>
-        <w:rPr>
-          <w:sz w:val="21"/>
-          <w:szCs w:val="21"/>
-        </w:rPr>
-        <w:t xml:space="preserve">(REST, OAuth2, JWT) </w:t>
-      </w:r>
-      <w:r>
-        <w:rPr>
-          <w:sz w:val="21"/>
-          <w:szCs w:val="21"/>
-        </w:rPr>
-        <w:t>• Microservices • Event-Driven Architecture • Observability &amp; Resilience</w:t>
-      </w:r>
-      <w:r>
-        <w:rPr>
-          <w:sz w:val="21"/>
-          <w:szCs w:val="21"/>
-        </w:rPr>
-        <w:t xml:space="preserve"> • High Availability</w:t>
+        <w:t>Architecture: Distributed Systems • REST APIs • OAuth/JWT • Microservices • Event-Driven Systems • Observability</w:t>
       </w:r>
     </w:p>
     <w:p>
@@ -233,14 +177,7 @@
           <w:sz w:val="21"/>
           <w:szCs w:val="21"/>
         </w:rPr>
-        <w:t>AI &amp; Automation: Retrieval-Augmented Generation (RAG) • Claude / Bedrock Integration • Intelligent Document Parsing • NLP Pipelines</w:t>
-      </w:r>
-      <w:r>
-        <w:rPr>
-          <w:sz w:val="21"/>
-          <w:szCs w:val="21"/>
-        </w:rPr>
-        <w:t xml:space="preserve"> • Prompt Engineering</w:t>
+        <w:t>AI &amp; Automation: RAG • Claude / Bedrock Integration • Textract • Document Parsing • NLP Pipelines • Prompt Engineering</w:t>
       </w:r>
     </w:p>
     <w:p>
@@ -258,98 +195,29 @@
         </w:rPr>
         <w:t xml:space="preserve">DevOps, Performance &amp; Reliability: Docker / Pulumi • GitHub Actions / Bitbucket Pipelines • SonarQube • </w:t>
       </w:r>
-      <w:proofErr w:type="gramStart"/>
       <w:r>
         <w:rPr>
           <w:sz w:val="21"/>
           <w:szCs w:val="21"/>
         </w:rPr>
-        <w:t>Elasticsearch  •</w:t>
-      </w:r>
-      <w:proofErr w:type="gramEnd"/>
-      <w:r>
-        <w:rPr>
-          <w:sz w:val="21"/>
-          <w:szCs w:val="21"/>
-        </w:rPr>
-        <w:t xml:space="preserve"> Redis </w:t>
-      </w:r>
-      <w:proofErr w:type="gramStart"/>
-      <w:r>
-        <w:rPr>
-          <w:sz w:val="21"/>
-          <w:szCs w:val="21"/>
-        </w:rPr>
-        <w:t xml:space="preserve">• </w:t>
-      </w:r>
-      <w:r>
-        <w:rPr>
-          <w:sz w:val="21"/>
-          <w:szCs w:val="21"/>
-        </w:rPr>
-        <w:t xml:space="preserve"> CloudWatch</w:t>
-      </w:r>
-      <w:proofErr w:type="gramEnd"/>
-      <w:r>
-        <w:rPr>
-          <w:sz w:val="21"/>
-          <w:szCs w:val="21"/>
-        </w:rPr>
-        <w:t xml:space="preserve"> • Postman • Load Testing • Blue/Green Deployments</w:t>
-      </w:r>
-      <w:r>
-        <w:rPr>
-          <w:sz w:val="21"/>
-          <w:szCs w:val="21"/>
-        </w:rPr>
-        <w:t xml:space="preserve"> / Rolling Updates</w:t>
-      </w:r>
-      <w:r>
-        <w:rPr>
-          <w:sz w:val="21"/>
-          <w:szCs w:val="21"/>
-        </w:rPr>
-        <w:t xml:space="preserve"> • Fault Tolerance</w:t>
+        <w:t>Elasticsearch • Redis • CloudWatch • Load Testing • Rolling Updates</w:t>
       </w:r>
     </w:p>
     <w:p>
       <w:pPr>
         <w:pStyle w:val="Heading2"/>
-        <w:spacing w:before="280"/>
-        <w:rPr>
-          <w:rFonts w:ascii="Calibri" w:hAnsi="Calibri" w:cs="Calibri"/>
-          <w:color w:val="365F91" w:themeColor="accent1" w:themeShade="BF"/>
-          <w:sz w:val="24"/>
-          <w:szCs w:val="24"/>
-        </w:rPr>
+        <w:spacing w:after="20"/>
       </w:pPr>
       <w:r>
-        <w:rPr>
-          <w:rFonts w:ascii="Calibri" w:hAnsi="Calibri" w:cs="Calibri"/>
-          <w:color w:val="365F91" w:themeColor="accent1" w:themeShade="BF"/>
-          <w:sz w:val="24"/>
-          <w:szCs w:val="24"/>
-        </w:rPr>
         <w:t>PROFESSIONAL EXPERIENCE</w:t>
       </w:r>
     </w:p>
     <w:p>
       <w:pPr>
         <w:pStyle w:val="Heading3"/>
-        <w:rPr>
-          <w:rFonts w:ascii="Calibri" w:hAnsi="Calibri" w:cs="Calibri"/>
-          <w:color w:val="365F91" w:themeColor="accent1" w:themeShade="BF"/>
-          <w:sz w:val="21"/>
-          <w:szCs w:val="21"/>
-        </w:rPr>
+        <w:spacing w:before="180"/>
       </w:pPr>
       <w:r>
-        <w:rPr>
-          <w:rFonts w:ascii="Calibri" w:hAnsi="Calibri" w:cs="Calibri"/>
-          <w:color w:val="365F91" w:themeColor="accent1" w:themeShade="BF"/>
-          <w:sz w:val="21"/>
-          <w:szCs w:val="21"/>
-        </w:rPr>
         <w:t>Chief Technology Officer &amp; Lead Architect | Pitchstone Technology LLC</w:t>
       </w:r>
     </w:p>
@@ -382,7 +250,7 @@
           <w:sz w:val="21"/>
           <w:szCs w:val="21"/>
         </w:rPr>
-        <w:t>Architected an AI-enabled real-estate platform on AWS for Fortune 100 retail workflows across roughly 15,000 locations, owning data model, APIs, Bedrock/Textract workflows, and configuration-driven client variation.</w:t>
+        <w:t>Architected an AI-enabled real-estate platform on AWS for Fortune 100 retail workflows across roughly 15,000 locations, owning data model, APIs, Bedrock/Textract workflows, and client-specific configuration needs.</w:t>
       </w:r>
     </w:p>
     <w:p>
@@ -398,7 +266,7 @@
           <w:sz w:val="21"/>
           <w:szCs w:val="21"/>
         </w:rPr>
-        <w:t>Built AI-driven code modernization framework using Claude Code, automating library upgrades and generating unit tests to reduce delivery cycles from 4 months to 3 weeks.</w:t>
+        <w:t>Built AI-driven code modernization framework using Claude Code, automating library upgrades and generating unit tests to reduce delivery cycles from 4 months to 3 weeks across a large production codebase.</w:t>
       </w:r>
     </w:p>
     <w:p>
@@ -492,7 +360,7 @@
           <w:sz w:val="21"/>
           <w:szCs w:val="21"/>
         </w:rPr>
-        <w:t>Partnered with product, UX, cybersecurity, and management stakeholders on roadmap priorities, API design, technical risk, and delivery sequencing.</w:t>
+        <w:t>Partnered with product, UX, cybersecurity, and management stakeholders on roadmap priorities, API design, technical risk, and delivery sequencing across enterprise platform releases.</w:t>
       </w:r>
     </w:p>
     <w:p>
@@ -514,20 +382,8 @@
     <w:p>
       <w:pPr>
         <w:pStyle w:val="Heading3"/>
-        <w:rPr>
-          <w:rFonts w:ascii="Calibri" w:hAnsi="Calibri" w:cs="Calibri"/>
-          <w:color w:val="365F91" w:themeColor="accent1" w:themeShade="BF"/>
-          <w:sz w:val="21"/>
-          <w:szCs w:val="21"/>
-        </w:rPr>
       </w:pPr>
       <w:r>
-        <w:rPr>
-          <w:rFonts w:ascii="Calibri" w:hAnsi="Calibri" w:cs="Calibri"/>
-          <w:color w:val="365F91" w:themeColor="accent1" w:themeShade="BF"/>
-          <w:sz w:val="21"/>
-          <w:szCs w:val="21"/>
-        </w:rPr>
         <w:t>Chief Technology Officer | Automobile Consumer Services Inc</w:t>
       </w:r>
     </w:p>
@@ -560,7 +416,7 @@
           <w:sz w:val="21"/>
           <w:szCs w:val="21"/>
         </w:rPr>
-        <w:t>Modernized and refactored legacy PHP fintech platform into a modern Single-Page Application backed by REST APIs and microservices (AngularJS, Java, Spring MVC, Docker/Kubernetes on AWS), achieving 99.99% uptime with zero-downtime migration from legacy systems.</w:t>
+        <w:t>Modernized legacy PHP fintech platform into an AngularJS / Java Single-Page Application backed by REST APIs and AWS Kubernetes microservices, achieving 99.99% uptime and zero-downtime migration for dealer finance tools.</w:t>
       </w:r>
     </w:p>
     <w:p>
@@ -576,7 +432,6 @@
           <w:sz w:val="21"/>
           <w:szCs w:val="21"/>
         </w:rPr>
-        <w:lastRenderedPageBreak/>
         <w:t xml:space="preserve">Implemented CI/CD pipelines with Bitbucket Pipelines and GitHub Actions, </w:t>
       </w:r>
       <w:r>
@@ -623,26 +478,15 @@
           <w:sz w:val="21"/>
           <w:szCs w:val="21"/>
         </w:rPr>
+        <w:lastRenderedPageBreak/>
         <w:t>Partnered with design and finance teams to ensure accurate dealer-specific payment logic and branding consistency.</w:t>
       </w:r>
     </w:p>
     <w:p>
       <w:pPr>
         <w:pStyle w:val="Heading3"/>
-        <w:rPr>
-          <w:rFonts w:ascii="Calibri" w:hAnsi="Calibri" w:cs="Calibri"/>
-          <w:color w:val="365F91" w:themeColor="accent1" w:themeShade="BF"/>
-          <w:sz w:val="21"/>
-          <w:szCs w:val="21"/>
-        </w:rPr>
       </w:pPr>
       <w:r>
-        <w:rPr>
-          <w:rFonts w:ascii="Calibri" w:hAnsi="Calibri" w:cs="Calibri"/>
-          <w:color w:val="365F91" w:themeColor="accent1" w:themeShade="BF"/>
-          <w:sz w:val="21"/>
-          <w:szCs w:val="21"/>
-        </w:rPr>
         <w:t>Fractional CTO &amp; Lead Architect | Proven Edge LLC</w:t>
       </w:r>
     </w:p>
@@ -675,35 +519,7 @@
           <w:sz w:val="21"/>
           <w:szCs w:val="21"/>
         </w:rPr>
-        <w:t>Provided full-stack architecture and development for multiple SaaS products</w:t>
-      </w:r>
-      <w:r>
-        <w:rPr>
-          <w:sz w:val="21"/>
-          <w:szCs w:val="21"/>
-        </w:rPr>
-        <w:t xml:space="preserve"> using disparate technology stack</w:t>
-      </w:r>
-      <w:r>
-        <w:rPr>
-          <w:sz w:val="21"/>
-          <w:szCs w:val="21"/>
-        </w:rPr>
-        <w:t>s</w:t>
-      </w:r>
-      <w:r>
-        <w:rPr>
-          <w:sz w:val="21"/>
-          <w:szCs w:val="21"/>
-        </w:rPr>
-        <w:t>, frameworks and languages</w:t>
-      </w:r>
-      <w:r>
-        <w:rPr>
-          <w:sz w:val="21"/>
-          <w:szCs w:val="21"/>
-        </w:rPr>
-        <w:t>, reducing implementation costs by up to 50%.</w:t>
+        <w:t>Provided hands-on architecture and development for SaaS products across different technology stacks and product stages, reducing implementation costs by up to 50% while staying close to code and delivery.</w:t>
       </w:r>
     </w:p>
     <w:p>
@@ -735,21 +551,7 @@
           <w:sz w:val="21"/>
           <w:szCs w:val="21"/>
         </w:rPr>
-        <w:t xml:space="preserve">Modernized a golf-handicapping SaaS platform (Angular, Java, MySQL) for thousands of users, introducing real-time scoring </w:t>
-      </w:r>
-      <w:r>
-        <w:rPr>
-          <w:sz w:val="21"/>
-          <w:szCs w:val="21"/>
-        </w:rPr>
-        <w:t xml:space="preserve">and cheat evaluation </w:t>
-      </w:r>
-      <w:r>
-        <w:rPr>
-          <w:sz w:val="21"/>
-          <w:szCs w:val="21"/>
-        </w:rPr>
-        <w:t>and multi-source data aggregation.</w:t>
+        <w:t>Modernized a golf-handicapping SaaS platform (Angular, Java, MySQL) for thousands of users, introducing real-time scoring, cheat evaluation, multi-source data aggregation, operational fixes, and production support.</w:t>
       </w:r>
     </w:p>
     <w:p>
@@ -811,54 +613,24 @@
           <w:sz w:val="21"/>
           <w:szCs w:val="21"/>
         </w:rPr>
-        <w:t>Built a reusable multi-platform application scaffold across web, mobile, desktop, API, and AI services, with typed APIs, OIDC auth, RBAC, billing, and RAG support.</w:t>
+        <w:t>Built a reusable multi-platform application scaffold across web, mobile, desktop, API, and AI services, with typed APIs, OIDC auth, client-configured RBAC, billing, and RAG support for faster product launches.</w:t>
       </w:r>
     </w:p>
     <w:p>
       <w:pPr>
         <w:pStyle w:val="Heading3"/>
-        <w:rPr>
-          <w:rFonts w:ascii="Calibri" w:hAnsi="Calibri" w:cs="Calibri"/>
-          <w:color w:val="365F91" w:themeColor="accent1" w:themeShade="BF"/>
-          <w:sz w:val="21"/>
-          <w:szCs w:val="21"/>
-        </w:rPr>
       </w:pPr>
       <w:r>
-        <w:rPr>
-          <w:rFonts w:ascii="Calibri" w:hAnsi="Calibri" w:cs="Calibri"/>
-          <w:color w:val="365F91" w:themeColor="accent1" w:themeShade="BF"/>
-          <w:sz w:val="21"/>
-          <w:szCs w:val="21"/>
-        </w:rPr>
         <w:t xml:space="preserve">Technical Co-Founder &amp; </w:t>
       </w:r>
       <w:r>
-        <w:rPr>
-          <w:rFonts w:ascii="Calibri" w:hAnsi="Calibri" w:cs="Calibri"/>
-          <w:color w:val="365F91" w:themeColor="accent1" w:themeShade="BF"/>
-          <w:sz w:val="21"/>
-          <w:szCs w:val="21"/>
-        </w:rPr>
         <w:t>Chief Technology Officer</w:t>
       </w:r>
       <w:r>
-        <w:rPr>
-          <w:rFonts w:ascii="Calibri" w:hAnsi="Calibri" w:cs="Calibri"/>
-          <w:color w:val="365F91" w:themeColor="accent1" w:themeShade="BF"/>
-          <w:sz w:val="21"/>
-          <w:szCs w:val="21"/>
-        </w:rPr>
         <w:t xml:space="preserve"> | </w:t>
       </w:r>
       <w:proofErr w:type="spellStart"/>
       <w:r>
-        <w:rPr>
-          <w:rFonts w:ascii="Calibri" w:hAnsi="Calibri" w:cs="Calibri"/>
-          <w:color w:val="365F91" w:themeColor="accent1" w:themeShade="BF"/>
-          <w:sz w:val="21"/>
-          <w:szCs w:val="21"/>
-        </w:rPr>
         <w:t>Glamhive</w:t>
       </w:r>
       <w:proofErr w:type="spellEnd"/>
@@ -931,7 +703,7 @@
           <w:sz w:val="21"/>
           <w:szCs w:val="21"/>
         </w:rPr>
-        <w:t>Designed data model and indexing strategy for real-time search and personalized recommendations via MongoDB aggregation and caching.</w:t>
+        <w:t>Designed data model and indexing strategy for real-time search and personalized recommendations via MongoDB aggregation, caching, and query tuning for product discovery and faster product tuning.</w:t>
       </w:r>
     </w:p>
     <w:p>
@@ -970,44 +742,20 @@
           <w:sz w:val="21"/>
           <w:szCs w:val="21"/>
         </w:rPr>
-        <w:t xml:space="preserve"> — Led product demo and investor technical interviews highlighting platform architecture and scalability.</w:t>
+        <w:t>: Led product demo and investor technical interviews highlighting platform architecture, AWS deployment approach, and scalability.</w:t>
       </w:r>
     </w:p>
     <w:p>
       <w:pPr>
         <w:pStyle w:val="Heading3"/>
-        <w:rPr>
-          <w:rFonts w:ascii="Calibri" w:hAnsi="Calibri" w:cs="Calibri"/>
-          <w:color w:val="365F91" w:themeColor="accent1" w:themeShade="BF"/>
-          <w:sz w:val="21"/>
-          <w:szCs w:val="21"/>
-        </w:rPr>
       </w:pPr>
       <w:r>
-        <w:rPr>
-          <w:rFonts w:ascii="Calibri" w:hAnsi="Calibri" w:cs="Calibri"/>
-          <w:color w:val="365F91" w:themeColor="accent1" w:themeShade="BF"/>
-          <w:sz w:val="21"/>
-          <w:szCs w:val="21"/>
-        </w:rPr>
         <w:t>Chief Technology Officer</w:t>
       </w:r>
       <w:r>
-        <w:rPr>
-          <w:rFonts w:ascii="Calibri" w:hAnsi="Calibri" w:cs="Calibri"/>
-          <w:color w:val="365F91" w:themeColor="accent1" w:themeShade="BF"/>
-          <w:sz w:val="21"/>
-          <w:szCs w:val="21"/>
-        </w:rPr>
         <w:t xml:space="preserve"> </w:t>
       </w:r>
       <w:r>
-        <w:rPr>
-          <w:rFonts w:ascii="Calibri" w:hAnsi="Calibri" w:cs="Calibri"/>
-          <w:color w:val="365F91" w:themeColor="accent1" w:themeShade="BF"/>
-          <w:sz w:val="21"/>
-          <w:szCs w:val="21"/>
-        </w:rPr>
         <w:t>| Lela.com</w:t>
       </w:r>
     </w:p>
@@ -1070,7 +818,7 @@
           <w:sz w:val="21"/>
           <w:szCs w:val="21"/>
         </w:rPr>
-        <w:t>Refactored core recommendation algorithms into modular Java services, improving maintainability and enabling feature A/B testing.</w:t>
+        <w:t>Refactored core recommendation algorithms into modular Java services, improving maintainability and enabling feature A/B testing without slowing release cadence for lower-risk recommendation experiments.</w:t>
       </w:r>
     </w:p>
     <w:p>
@@ -1130,33 +878,20 @@
           <w:sz w:val="21"/>
           <w:szCs w:val="21"/>
         </w:rPr>
-        <w:t>Presented technology updates, roadmap changes, and feature overviews to the board of directors through executive slide decks and live demonstrations.</w:t>
+        <w:t>Presented technology updates, roadmap changes, and feature overviews through executive slide decks and live demonstrations supporting engineering alignment, product planning, and post-pivot delivery.</w:t>
       </w:r>
     </w:p>
     <w:p>
       <w:pPr>
         <w:pStyle w:val="Heading2"/>
-        <w:spacing w:before="280"/>
-        <w:rPr>
-          <w:rFonts w:ascii="Calibri" w:hAnsi="Calibri" w:cs="Calibri"/>
-          <w:color w:val="365F91" w:themeColor="accent1" w:themeShade="BF"/>
-          <w:sz w:val="24"/>
-          <w:szCs w:val="24"/>
-        </w:rPr>
       </w:pPr>
       <w:r>
-        <w:rPr>
-          <w:rFonts w:ascii="Calibri" w:hAnsi="Calibri" w:cs="Calibri"/>
-          <w:color w:val="365F91" w:themeColor="accent1" w:themeShade="BF"/>
-          <w:sz w:val="24"/>
-          <w:szCs w:val="24"/>
-        </w:rPr>
         <w:t>EARLIER ROLES</w:t>
       </w:r>
     </w:p>
     <w:p>
       <w:pPr>
-        <w:spacing w:after="80"/>
+        <w:spacing w:after="40"/>
         <w:rPr>
           <w:sz w:val="21"/>
           <w:szCs w:val="21"/>
@@ -1209,7 +944,7 @@
     </w:p>
     <w:p>
       <w:pPr>
-        <w:spacing w:after="80"/>
+        <w:spacing w:after="40"/>
         <w:rPr>
           <w:sz w:val="21"/>
           <w:szCs w:val="21"/>
@@ -1254,21 +989,8 @@
     <w:p>
       <w:pPr>
         <w:pStyle w:val="Heading2"/>
-        <w:spacing w:before="280"/>
-        <w:rPr>
-          <w:rFonts w:ascii="Calibri" w:hAnsi="Calibri" w:cs="Calibri"/>
-          <w:color w:val="365F91" w:themeColor="accent1" w:themeShade="BF"/>
-          <w:sz w:val="24"/>
-          <w:szCs w:val="24"/>
-        </w:rPr>
       </w:pPr>
       <w:r>
-        <w:rPr>
-          <w:rFonts w:ascii="Calibri" w:hAnsi="Calibri" w:cs="Calibri"/>
-          <w:color w:val="365F91" w:themeColor="accent1" w:themeShade="BF"/>
-          <w:sz w:val="24"/>
-          <w:szCs w:val="24"/>
-        </w:rPr>
         <w:t>EDUCATION</w:t>
       </w:r>
     </w:p>
@@ -1480,7 +1202,7 @@
   <w:abstractNum w:abstractNumId="8" w15:restartNumberingAfterBreak="0">
     <w:nsid w:val="FFFFFF89"/>
     <w:multiLevelType w:val="singleLevel"/>
-    <w:tmpl w:val="A6688DF0"/>
+    <w:tmpl w:val="5B2883A8"/>
     <w:lvl w:ilvl="0">
       <w:start w:val="1"/>
       <w:numFmt w:val="bullet"/>
@@ -1930,16 +1652,16 @@
     <w:pPr>
       <w:keepNext/>
       <w:keepLines/>
-      <w:spacing w:before="480" w:after="0"/>
+      <w:spacing w:before="120" w:after="40"/>
+      <w:jc w:val="center"/>
       <w:outlineLvl w:val="0"/>
     </w:pPr>
     <w:rPr>
-      <w:rFonts w:asciiTheme="majorHAnsi" w:eastAsiaTheme="majorEastAsia" w:hAnsiTheme="majorHAnsi" w:cstheme="majorBidi"/>
       <w:b/>
       <w:bCs/>
-      <w:color w:val="4F81BD" w:themeColor="accent1"/>
-      <w:sz w:val="28"/>
-      <w:szCs w:val="28"/>
+      <w:color w:val="17365D"/>
+      <w:sz w:val="26"/>
+      <w:szCs w:val="26"/>
     </w:rPr>
   </w:style>
   <w:style w:type="paragraph" w:styleId="Heading2">
@@ -1950,20 +1672,17 @@
     <w:uiPriority w:val="9"/>
     <w:unhideWhenUsed/>
     <w:qFormat/>
-    <w:rsid w:val="00FC693F"/>
+    <w:rsid w:val="00B77DE8"/>
     <w:pPr>
       <w:keepNext/>
       <w:keepLines/>
-      <w:spacing w:before="200" w:after="0"/>
+      <w:spacing w:before="320" w:after="80"/>
       <w:outlineLvl w:val="1"/>
     </w:pPr>
     <w:rPr>
-      <w:rFonts w:asciiTheme="majorHAnsi" w:eastAsiaTheme="majorEastAsia" w:hAnsiTheme="majorHAnsi" w:cstheme="majorBidi"/>
       <w:b/>
       <w:bCs/>
-      <w:color w:val="4F81BD" w:themeColor="accent1"/>
-      <w:sz w:val="26"/>
-      <w:szCs w:val="26"/>
+      <w:color w:val="00467F"/>
     </w:rPr>
   </w:style>
   <w:style w:type="paragraph" w:styleId="Heading3">
@@ -1978,14 +1697,15 @@
     <w:pPr>
       <w:keepNext/>
       <w:keepLines/>
-      <w:spacing w:before="200" w:after="0"/>
+      <w:spacing w:before="340" w:after="40"/>
       <w:outlineLvl w:val="2"/>
     </w:pPr>
     <w:rPr>
-      <w:rFonts w:asciiTheme="majorHAnsi" w:eastAsiaTheme="majorEastAsia" w:hAnsiTheme="majorHAnsi" w:cstheme="majorBidi"/>
       <w:b/>
       <w:bCs/>
-      <w:color w:val="4F81BD" w:themeColor="accent1"/>
+      <w:color w:val="000000"/>
+      <w:sz w:val="21"/>
+      <w:szCs w:val="21"/>
     </w:rPr>
   </w:style>
   <w:style w:type="paragraph" w:styleId="Heading4">
@@ -2228,14 +1948,11 @@
     <w:basedOn w:val="DefaultParagraphFont"/>
     <w:link w:val="Heading2"/>
     <w:uiPriority w:val="9"/>
-    <w:rsid w:val="00FC693F"/>
+    <w:rsid w:val="00B77DE8"/>
     <w:rPr>
-      <w:rFonts w:asciiTheme="majorHAnsi" w:eastAsiaTheme="majorEastAsia" w:hAnsiTheme="majorHAnsi" w:cstheme="majorBidi"/>
       <w:b/>
       <w:bCs/>
-      <w:color w:val="4F81BD" w:themeColor="accent1"/>
-      <w:sz w:val="26"/>
-      <w:szCs w:val="26"/>
+      <w:color w:val="00467F"/>
     </w:rPr>
   </w:style>
   <w:style w:type="character" w:customStyle="1" w:styleId="Heading3Char">

--- a/CANONICAL - Chris Tallent Resume - Principal Engineer.docx
+++ b/CANONICAL - Chris Tallent Resume - Principal Engineer.docx
@@ -50,26 +50,15 @@
     </w:p>
     <w:p>
       <w:pPr>
-        <w:spacing w:after="160"/>
+        <w:pBdr>
+          <w:bottom w:val="single" w:sz="6" w:space="1" w:color="000000"/>
+        </w:pBdr>
+        <w:spacing w:before="120" w:after="220" w:line="14" w:lineRule="exact"/>
         <w:rPr>
           <w:sz w:val="21"/>
           <w:szCs w:val="21"/>
         </w:rPr>
       </w:pPr>
-      <w:r>
-        <w:rPr>
-          <w:sz w:val="21"/>
-          <w:szCs w:val="21"/>
-        </w:rPr>
-        <w:t>────────────────────────────────────────────────────────────────────────────</w:t>
-      </w:r>
-      <w:r>
-        <w:rPr>
-          <w:sz w:val="21"/>
-          <w:szCs w:val="21"/>
-        </w:rPr>
-        <w:t>──────────────────────</w:t>
-      </w:r>
     </w:p>
     <w:p>
       <w:pPr>
@@ -1256,8 +1245,8 @@
     <w:rPrDefault>
       <w:rPr>
         <w:rFonts w:ascii="Calibri" w:eastAsiaTheme="minorEastAsia" w:hAnsi="Calibri" w:cs="Calibri"/>
-        <w:sz w:val="22"/>
-        <w:szCs w:val="22"/>
+        <w:sz w:val="21"/>
+        <w:szCs w:val="21"/>
         <w:lang w:val="en-US" w:eastAsia="en-US" w:bidi="ar-SA"/>
       </w:rPr>
     </w:rPrDefault>
@@ -1683,6 +1672,8 @@
       <w:b/>
       <w:bCs/>
       <w:color w:val="00467F"/>
+      <w:sz w:val="24"/>
+      <w:szCs w:val="24"/>
     </w:rPr>
   </w:style>
   <w:style w:type="paragraph" w:styleId="Heading3">
@@ -1939,8 +1930,8 @@
       <w:b/>
       <w:bCs/>
       <w:color w:val="4F81BD" w:themeColor="accent1"/>
-      <w:sz w:val="28"/>
-      <w:szCs w:val="28"/>
+      <w:sz w:val="26"/>
+      <w:szCs w:val="26"/>
     </w:rPr>
   </w:style>
   <w:style w:type="character" w:customStyle="1" w:styleId="Heading2Char">
@@ -1953,6 +1944,8 @@
       <w:b/>
       <w:bCs/>
       <w:color w:val="00467F"/>
+      <w:sz w:val="24"/>
+      <w:szCs w:val="24"/>
     </w:rPr>
   </w:style>
   <w:style w:type="character" w:customStyle="1" w:styleId="Heading3Char">
@@ -1966,6 +1959,8 @@
       <w:b/>
       <w:bCs/>
       <w:color w:val="4F81BD" w:themeColor="accent1"/>
+      <w:sz w:val="21"/>
+      <w:szCs w:val="21"/>
     </w:rPr>
   </w:style>
   <w:style w:type="paragraph" w:styleId="Title">

--- a/CANONICAL - Chris Tallent Resume - Principal Engineer.docx
+++ b/CANONICAL - Chris Tallent Resume - Principal Engineer.docx
@@ -1688,7 +1688,7 @@
     <w:pPr>
       <w:keepNext/>
       <w:keepLines/>
-      <w:spacing w:before="340" w:after="40"/>
+      <w:spacing w:before="180" w:after="40"/>
       <w:outlineLvl w:val="2"/>
     </w:pPr>
     <w:rPr>
